--- a/Optimalisasi-dan-Automasi/Modul-Word/Modul-5-Preprocessing-Lanjutan-Transformasi-dan-Dekomposisi.docx
+++ b/Optimalisasi-dan-Automasi/Modul-Word/Modul-5-Preprocessing-Lanjutan-Transformasi-dan-Dekomposisi.docx
@@ -2667,7 +2667,7 @@
       <w:r>
         <w:drawing>
           <wp:inline xmlns:a="http://schemas.openxmlformats.org/drawingml/2006/main" xmlns:pic="http://schemas.openxmlformats.org/drawingml/2006/picture">
-            <wp:extent cx="8258694" cy="1936865"/>
+            <wp:extent cx="5472000" cy="1283317"/>
             <wp:docPr id="1858245148" name="Picture 1858245148"/>
             <wp:cNvGraphicFramePr>
               <a:graphicFrameLocks noChangeAspect="1"/>
@@ -2688,7 +2688,7 @@
                   <pic:spPr>
                     <a:xfrm>
                       <a:off x="0" y="0"/>
-                      <a:ext cx="8258694" cy="1936865"/>
+                      <a:ext cx="5472000" cy="1283317"/>
                     </a:xfrm>
                     <a:prstGeom prst="rect"/>
                   </pic:spPr>
@@ -3627,7 +3627,7 @@
       <w:r>
         <w:drawing>
           <wp:inline xmlns:a="http://schemas.openxmlformats.org/drawingml/2006/main" xmlns:pic="http://schemas.openxmlformats.org/drawingml/2006/picture">
-            <wp:extent cx="8321040" cy="4472247"/>
+            <wp:extent cx="5472000" cy="2940995"/>
             <wp:docPr id="1858245149" name="Picture 1858245149"/>
             <wp:cNvGraphicFramePr>
               <a:graphicFrameLocks noChangeAspect="1"/>
@@ -3648,7 +3648,7 @@
                   <pic:spPr>
                     <a:xfrm>
                       <a:off x="0" y="0"/>
-                      <a:ext cx="8321040" cy="4472247"/>
+                      <a:ext cx="5472000" cy="2940995"/>
                     </a:xfrm>
                     <a:prstGeom prst="rect"/>
                   </pic:spPr>
@@ -3684,7 +3684,7 @@
       <w:r>
         <w:drawing>
           <wp:inline xmlns:a="http://schemas.openxmlformats.org/drawingml/2006/main" xmlns:pic="http://schemas.openxmlformats.org/drawingml/2006/picture">
-            <wp:extent cx="8150629" cy="4148050"/>
+            <wp:extent cx="5472000" cy="2784832"/>
             <wp:docPr id="1858245150" name="Picture 1858245150"/>
             <wp:cNvGraphicFramePr>
               <a:graphicFrameLocks noChangeAspect="1"/>
@@ -3705,7 +3705,7 @@
                   <pic:spPr>
                     <a:xfrm>
                       <a:off x="0" y="0"/>
-                      <a:ext cx="8150629" cy="4148050"/>
+                      <a:ext cx="5472000" cy="2784832"/>
                     </a:xfrm>
                     <a:prstGeom prst="rect"/>
                   </pic:spPr>
@@ -3765,7 +3765,7 @@
       <w:r>
         <w:drawing>
           <wp:inline xmlns:a="http://schemas.openxmlformats.org/drawingml/2006/main" xmlns:pic="http://schemas.openxmlformats.org/drawingml/2006/picture">
-            <wp:extent cx="9896301" cy="6051665"/>
+            <wp:extent cx="5472000" cy="3346171"/>
             <wp:docPr id="1858245151" name="Picture 1858245151"/>
             <wp:cNvGraphicFramePr>
               <a:graphicFrameLocks noChangeAspect="1"/>
@@ -3786,7 +3786,7 @@
                   <pic:spPr>
                     <a:xfrm>
                       <a:off x="0" y="0"/>
-                      <a:ext cx="9896301" cy="6051665"/>
+                      <a:ext cx="5472000" cy="3346171"/>
                     </a:xfrm>
                     <a:prstGeom prst="rect"/>
                   </pic:spPr>
@@ -4017,7 +4017,7 @@
       <w:r>
         <w:drawing>
           <wp:inline xmlns:a="http://schemas.openxmlformats.org/drawingml/2006/main" xmlns:pic="http://schemas.openxmlformats.org/drawingml/2006/picture">
-            <wp:extent cx="7531330" cy="4073236"/>
+            <wp:extent cx="5472000" cy="2959470"/>
             <wp:docPr id="1858245152" name="Picture 1858245152"/>
             <wp:cNvGraphicFramePr>
               <a:graphicFrameLocks noChangeAspect="1"/>
@@ -4038,7 +4038,7 @@
                   <pic:spPr>
                     <a:xfrm>
                       <a:off x="0" y="0"/>
-                      <a:ext cx="7531330" cy="4073236"/>
+                      <a:ext cx="5472000" cy="2959470"/>
                     </a:xfrm>
                     <a:prstGeom prst="rect"/>
                   </pic:spPr>
@@ -4819,7 +4819,7 @@
       <w:r>
         <w:drawing>
           <wp:inline xmlns:a="http://schemas.openxmlformats.org/drawingml/2006/main" xmlns:pic="http://schemas.openxmlformats.org/drawingml/2006/picture">
-            <wp:extent cx="7789025" cy="6309360"/>
+            <wp:extent cx="5472000" cy="4432495"/>
             <wp:docPr id="1858245153" name="Picture 1858245153"/>
             <wp:cNvGraphicFramePr>
               <a:graphicFrameLocks noChangeAspect="1"/>
@@ -4840,7 +4840,7 @@
                   <pic:spPr>
                     <a:xfrm>
                       <a:off x="0" y="0"/>
-                      <a:ext cx="7789025" cy="6309360"/>
+                      <a:ext cx="5472000" cy="4432495"/>
                     </a:xfrm>
                     <a:prstGeom prst="rect"/>
                   </pic:spPr>
@@ -4876,7 +4876,7 @@
       <w:r>
         <w:drawing>
           <wp:inline xmlns:a="http://schemas.openxmlformats.org/drawingml/2006/main" xmlns:pic="http://schemas.openxmlformats.org/drawingml/2006/picture">
-            <wp:extent cx="7963592" cy="5245330"/>
+            <wp:extent cx="5472000" cy="3604208"/>
             <wp:docPr id="1858245154" name="Picture 1858245154"/>
             <wp:cNvGraphicFramePr>
               <a:graphicFrameLocks noChangeAspect="1"/>
@@ -4897,7 +4897,7 @@
                   <pic:spPr>
                     <a:xfrm>
                       <a:off x="0" y="0"/>
-                      <a:ext cx="7963592" cy="5245330"/>
+                      <a:ext cx="5472000" cy="3604208"/>
                     </a:xfrm>
                     <a:prstGeom prst="rect"/>
                   </pic:spPr>

--- a/Optimalisasi-dan-Automasi/Modul-Word/Modul-5-Preprocessing-Lanjutan-Transformasi-dan-Dekomposisi.docx
+++ b/Optimalisasi-dan-Automasi/Modul-Word/Modul-5-Preprocessing-Lanjutan-Transformasi-dan-Dekomposisi.docx
@@ -3024,12 +3024,18 @@
         <w:tc>
           <w:tcPr>
             <w:tcW w:type="dxa" w:w="2197"/>
+            <w:tcMar>
+              <w:top w:w="40" w:type="dxa"/>
+              <w:bottom w:w="40" w:type="dxa"/>
+              <w:left w:w="100" w:type="dxa"/>
+              <w:right w:w="100" w:type="dxa"/>
+            </w:tcMar>
             <w:shd w:val="clear" w:fill="DCE4F1"/>
           </w:tcPr>
           <w:p>
             <w:pPr>
               <w:keepNext/>
-              <w:spacing w:after="0"/>
+              <w:spacing w:line="240" w:lineRule="auto" w:before="0" w:after="0"/>
             </w:pPr>
             <w:r>
               <w:rPr>
@@ -3045,12 +3051,18 @@
         <w:tc>
           <w:tcPr>
             <w:tcW w:type="dxa" w:w="2197"/>
+            <w:tcMar>
+              <w:top w:w="40" w:type="dxa"/>
+              <w:bottom w:w="40" w:type="dxa"/>
+              <w:left w:w="100" w:type="dxa"/>
+              <w:right w:w="100" w:type="dxa"/>
+            </w:tcMar>
             <w:shd w:val="clear" w:fill="DCE4F1"/>
           </w:tcPr>
           <w:p>
             <w:pPr>
               <w:keepNext/>
-              <w:spacing w:after="0"/>
+              <w:spacing w:line="240" w:lineRule="auto" w:before="0" w:after="0"/>
             </w:pPr>
             <w:r>
               <w:rPr>
@@ -3066,12 +3078,18 @@
         <w:tc>
           <w:tcPr>
             <w:tcW w:type="dxa" w:w="2197"/>
+            <w:tcMar>
+              <w:top w:w="40" w:type="dxa"/>
+              <w:bottom w:w="40" w:type="dxa"/>
+              <w:left w:w="100" w:type="dxa"/>
+              <w:right w:w="100" w:type="dxa"/>
+            </w:tcMar>
             <w:shd w:val="clear" w:fill="DCE4F1"/>
           </w:tcPr>
           <w:p>
             <w:pPr>
               <w:keepNext/>
-              <w:spacing w:after="0"/>
+              <w:spacing w:line="240" w:lineRule="auto" w:before="0" w:after="0"/>
             </w:pPr>
             <w:r>
               <w:rPr>
@@ -3087,12 +3105,18 @@
         <w:tc>
           <w:tcPr>
             <w:tcW w:type="dxa" w:w="2197"/>
+            <w:tcMar>
+              <w:top w:w="40" w:type="dxa"/>
+              <w:bottom w:w="40" w:type="dxa"/>
+              <w:left w:w="100" w:type="dxa"/>
+              <w:right w:w="100" w:type="dxa"/>
+            </w:tcMar>
             <w:shd w:val="clear" w:fill="DCE4F1"/>
           </w:tcPr>
           <w:p>
             <w:pPr>
               <w:keepNext/>
-              <w:spacing w:after="0"/>
+              <w:spacing w:line="240" w:lineRule="auto" w:before="0" w:after="0"/>
             </w:pPr>
             <w:r>
               <w:rPr>
@@ -3113,11 +3137,17 @@
         <w:tc>
           <w:tcPr>
             <w:tcW w:type="dxa" w:w="2197"/>
+            <w:tcMar>
+              <w:top w:w="40" w:type="dxa"/>
+              <w:bottom w:w="40" w:type="dxa"/>
+              <w:left w:w="100" w:type="dxa"/>
+              <w:right w:w="100" w:type="dxa"/>
+            </w:tcMar>
           </w:tcPr>
           <w:p>
             <w:pPr>
               <w:keepNext/>
-              <w:spacing w:after="0"/>
+              <w:spacing w:line="240" w:lineRule="auto" w:before="0" w:after="0"/>
             </w:pPr>
             <w:r>
               <w:rPr>
@@ -3133,11 +3163,17 @@
         <w:tc>
           <w:tcPr>
             <w:tcW w:type="dxa" w:w="2197"/>
+            <w:tcMar>
+              <w:top w:w="40" w:type="dxa"/>
+              <w:bottom w:w="40" w:type="dxa"/>
+              <w:left w:w="100" w:type="dxa"/>
+              <w:right w:w="100" w:type="dxa"/>
+            </w:tcMar>
           </w:tcPr>
           <w:p>
             <w:pPr>
               <w:keepNext/>
-              <w:spacing w:after="0"/>
+              <w:spacing w:line="240" w:lineRule="auto" w:before="0" w:after="0"/>
             </w:pPr>
             <w:r>
               <w:rPr>
@@ -3153,11 +3189,17 @@
         <w:tc>
           <w:tcPr>
             <w:tcW w:type="dxa" w:w="2197"/>
+            <w:tcMar>
+              <w:top w:w="40" w:type="dxa"/>
+              <w:bottom w:w="40" w:type="dxa"/>
+              <w:left w:w="100" w:type="dxa"/>
+              <w:right w:w="100" w:type="dxa"/>
+            </w:tcMar>
           </w:tcPr>
           <w:p>
             <w:pPr>
               <w:keepNext/>
-              <w:spacing w:after="0"/>
+              <w:spacing w:line="240" w:lineRule="auto" w:before="0" w:after="0"/>
             </w:pPr>
             <w:r>
               <w:rPr>
@@ -3173,11 +3215,17 @@
         <w:tc>
           <w:tcPr>
             <w:tcW w:type="dxa" w:w="2197"/>
+            <w:tcMar>
+              <w:top w:w="40" w:type="dxa"/>
+              <w:bottom w:w="40" w:type="dxa"/>
+              <w:left w:w="100" w:type="dxa"/>
+              <w:right w:w="100" w:type="dxa"/>
+            </w:tcMar>
           </w:tcPr>
           <w:p>
             <w:pPr>
               <w:keepNext/>
-              <w:spacing w:after="0"/>
+              <w:spacing w:line="240" w:lineRule="auto" w:before="0" w:after="0"/>
             </w:pPr>
             <w:r>
               <w:rPr>
@@ -3198,11 +3246,17 @@
         <w:tc>
           <w:tcPr>
             <w:tcW w:type="dxa" w:w="2197"/>
+            <w:tcMar>
+              <w:top w:w="40" w:type="dxa"/>
+              <w:bottom w:w="40" w:type="dxa"/>
+              <w:left w:w="100" w:type="dxa"/>
+              <w:right w:w="100" w:type="dxa"/>
+            </w:tcMar>
           </w:tcPr>
           <w:p>
             <w:pPr>
               <w:keepNext/>
-              <w:spacing w:after="0"/>
+              <w:spacing w:line="240" w:lineRule="auto" w:before="0" w:after="0"/>
             </w:pPr>
             <w:r>
               <w:rPr>
@@ -3218,11 +3272,17 @@
         <w:tc>
           <w:tcPr>
             <w:tcW w:type="dxa" w:w="2197"/>
+            <w:tcMar>
+              <w:top w:w="40" w:type="dxa"/>
+              <w:bottom w:w="40" w:type="dxa"/>
+              <w:left w:w="100" w:type="dxa"/>
+              <w:right w:w="100" w:type="dxa"/>
+            </w:tcMar>
           </w:tcPr>
           <w:p>
             <w:pPr>
               <w:keepNext/>
-              <w:spacing w:after="0"/>
+              <w:spacing w:line="240" w:lineRule="auto" w:before="0" w:after="0"/>
             </w:pPr>
             <w:r>
               <w:rPr>
@@ -3238,11 +3298,17 @@
         <w:tc>
           <w:tcPr>
             <w:tcW w:type="dxa" w:w="2197"/>
+            <w:tcMar>
+              <w:top w:w="40" w:type="dxa"/>
+              <w:bottom w:w="40" w:type="dxa"/>
+              <w:left w:w="100" w:type="dxa"/>
+              <w:right w:w="100" w:type="dxa"/>
+            </w:tcMar>
           </w:tcPr>
           <w:p>
             <w:pPr>
               <w:keepNext/>
-              <w:spacing w:after="0"/>
+              <w:spacing w:line="240" w:lineRule="auto" w:before="0" w:after="0"/>
             </w:pPr>
             <w:r>
               <w:rPr>
@@ -3258,11 +3324,17 @@
         <w:tc>
           <w:tcPr>
             <w:tcW w:type="dxa" w:w="2197"/>
+            <w:tcMar>
+              <w:top w:w="40" w:type="dxa"/>
+              <w:bottom w:w="40" w:type="dxa"/>
+              <w:left w:w="100" w:type="dxa"/>
+              <w:right w:w="100" w:type="dxa"/>
+            </w:tcMar>
           </w:tcPr>
           <w:p>
             <w:pPr>
               <w:keepNext/>
-              <w:spacing w:after="0"/>
+              <w:spacing w:line="240" w:lineRule="auto" w:before="0" w:after="0"/>
             </w:pPr>
             <w:r>
               <w:rPr>
@@ -3283,11 +3355,17 @@
         <w:tc>
           <w:tcPr>
             <w:tcW w:type="dxa" w:w="2197"/>
+            <w:tcMar>
+              <w:top w:w="40" w:type="dxa"/>
+              <w:bottom w:w="40" w:type="dxa"/>
+              <w:left w:w="100" w:type="dxa"/>
+              <w:right w:w="100" w:type="dxa"/>
+            </w:tcMar>
           </w:tcPr>
           <w:p>
             <w:pPr>
               <w:keepNext/>
-              <w:spacing w:after="0"/>
+              <w:spacing w:line="240" w:lineRule="auto" w:before="0" w:after="0"/>
             </w:pPr>
             <w:r>
               <w:rPr>
@@ -3303,11 +3381,17 @@
         <w:tc>
           <w:tcPr>
             <w:tcW w:type="dxa" w:w="2197"/>
+            <w:tcMar>
+              <w:top w:w="40" w:type="dxa"/>
+              <w:bottom w:w="40" w:type="dxa"/>
+              <w:left w:w="100" w:type="dxa"/>
+              <w:right w:w="100" w:type="dxa"/>
+            </w:tcMar>
           </w:tcPr>
           <w:p>
             <w:pPr>
               <w:keepNext/>
-              <w:spacing w:after="0"/>
+              <w:spacing w:line="240" w:lineRule="auto" w:before="0" w:after="0"/>
             </w:pPr>
             <w:r>
               <w:rPr>
@@ -3323,11 +3407,17 @@
         <w:tc>
           <w:tcPr>
             <w:tcW w:type="dxa" w:w="2197"/>
+            <w:tcMar>
+              <w:top w:w="40" w:type="dxa"/>
+              <w:bottom w:w="40" w:type="dxa"/>
+              <w:left w:w="100" w:type="dxa"/>
+              <w:right w:w="100" w:type="dxa"/>
+            </w:tcMar>
           </w:tcPr>
           <w:p>
             <w:pPr>
               <w:keepNext/>
-              <w:spacing w:after="0"/>
+              <w:spacing w:line="240" w:lineRule="auto" w:before="0" w:after="0"/>
             </w:pPr>
             <w:r>
               <w:rPr>
@@ -3343,11 +3433,17 @@
         <w:tc>
           <w:tcPr>
             <w:tcW w:type="dxa" w:w="2197"/>
+            <w:tcMar>
+              <w:top w:w="40" w:type="dxa"/>
+              <w:bottom w:w="40" w:type="dxa"/>
+              <w:left w:w="100" w:type="dxa"/>
+              <w:right w:w="100" w:type="dxa"/>
+            </w:tcMar>
           </w:tcPr>
           <w:p>
             <w:pPr>
               <w:keepNext/>
-              <w:spacing w:after="0"/>
+              <w:spacing w:line="240" w:lineRule="auto" w:before="0" w:after="0"/>
             </w:pPr>
             <w:r>
               <w:rPr>
@@ -3368,11 +3464,17 @@
         <w:tc>
           <w:tcPr>
             <w:tcW w:type="dxa" w:w="2197"/>
+            <w:tcMar>
+              <w:top w:w="40" w:type="dxa"/>
+              <w:bottom w:w="40" w:type="dxa"/>
+              <w:left w:w="100" w:type="dxa"/>
+              <w:right w:w="100" w:type="dxa"/>
+            </w:tcMar>
           </w:tcPr>
           <w:p>
             <w:pPr>
               <w:keepNext/>
-              <w:spacing w:after="0"/>
+              <w:spacing w:line="240" w:lineRule="auto" w:before="0" w:after="0"/>
             </w:pPr>
             <w:r>
               <w:rPr>
@@ -3388,11 +3490,17 @@
         <w:tc>
           <w:tcPr>
             <w:tcW w:type="dxa" w:w="2197"/>
+            <w:tcMar>
+              <w:top w:w="40" w:type="dxa"/>
+              <w:bottom w:w="40" w:type="dxa"/>
+              <w:left w:w="100" w:type="dxa"/>
+              <w:right w:w="100" w:type="dxa"/>
+            </w:tcMar>
           </w:tcPr>
           <w:p>
             <w:pPr>
               <w:keepNext/>
-              <w:spacing w:after="0"/>
+              <w:spacing w:line="240" w:lineRule="auto" w:before="0" w:after="0"/>
             </w:pPr>
             <w:r>
               <w:rPr>
@@ -3408,11 +3516,17 @@
         <w:tc>
           <w:tcPr>
             <w:tcW w:type="dxa" w:w="2197"/>
+            <w:tcMar>
+              <w:top w:w="40" w:type="dxa"/>
+              <w:bottom w:w="40" w:type="dxa"/>
+              <w:left w:w="100" w:type="dxa"/>
+              <w:right w:w="100" w:type="dxa"/>
+            </w:tcMar>
           </w:tcPr>
           <w:p>
             <w:pPr>
               <w:keepNext/>
-              <w:spacing w:after="0"/>
+              <w:spacing w:line="240" w:lineRule="auto" w:before="0" w:after="0"/>
             </w:pPr>
             <w:r>
               <w:rPr>
@@ -3428,11 +3542,17 @@
         <w:tc>
           <w:tcPr>
             <w:tcW w:type="dxa" w:w="2197"/>
+            <w:tcMar>
+              <w:top w:w="40" w:type="dxa"/>
+              <w:bottom w:w="40" w:type="dxa"/>
+              <w:left w:w="100" w:type="dxa"/>
+              <w:right w:w="100" w:type="dxa"/>
+            </w:tcMar>
           </w:tcPr>
           <w:p>
             <w:pPr>
               <w:keepNext/>
-              <w:spacing w:after="0"/>
+              <w:spacing w:line="240" w:lineRule="auto" w:before="0" w:after="0"/>
             </w:pPr>
             <w:r>
               <w:rPr>
@@ -3453,11 +3573,17 @@
         <w:tc>
           <w:tcPr>
             <w:tcW w:type="dxa" w:w="2197"/>
+            <w:tcMar>
+              <w:top w:w="40" w:type="dxa"/>
+              <w:bottom w:w="40" w:type="dxa"/>
+              <w:left w:w="100" w:type="dxa"/>
+              <w:right w:w="100" w:type="dxa"/>
+            </w:tcMar>
           </w:tcPr>
           <w:p>
             <w:pPr>
               <w:keepNext/>
-              <w:spacing w:after="0"/>
+              <w:spacing w:line="240" w:lineRule="auto" w:before="0" w:after="0"/>
             </w:pPr>
             <w:r>
               <w:rPr>
@@ -3473,11 +3599,17 @@
         <w:tc>
           <w:tcPr>
             <w:tcW w:type="dxa" w:w="2197"/>
+            <w:tcMar>
+              <w:top w:w="40" w:type="dxa"/>
+              <w:bottom w:w="40" w:type="dxa"/>
+              <w:left w:w="100" w:type="dxa"/>
+              <w:right w:w="100" w:type="dxa"/>
+            </w:tcMar>
           </w:tcPr>
           <w:p>
             <w:pPr>
               <w:keepNext/>
-              <w:spacing w:after="0"/>
+              <w:spacing w:line="240" w:lineRule="auto" w:before="0" w:after="0"/>
             </w:pPr>
             <w:r>
               <w:rPr>
@@ -3493,11 +3625,17 @@
         <w:tc>
           <w:tcPr>
             <w:tcW w:type="dxa" w:w="2197"/>
+            <w:tcMar>
+              <w:top w:w="40" w:type="dxa"/>
+              <w:bottom w:w="40" w:type="dxa"/>
+              <w:left w:w="100" w:type="dxa"/>
+              <w:right w:w="100" w:type="dxa"/>
+            </w:tcMar>
           </w:tcPr>
           <w:p>
             <w:pPr>
               <w:keepNext/>
-              <w:spacing w:after="0"/>
+              <w:spacing w:line="240" w:lineRule="auto" w:before="0" w:after="0"/>
             </w:pPr>
             <w:r>
               <w:rPr>
@@ -3513,11 +3651,17 @@
         <w:tc>
           <w:tcPr>
             <w:tcW w:type="dxa" w:w="2197"/>
+            <w:tcMar>
+              <w:top w:w="40" w:type="dxa"/>
+              <w:bottom w:w="40" w:type="dxa"/>
+              <w:left w:w="100" w:type="dxa"/>
+              <w:right w:w="100" w:type="dxa"/>
+            </w:tcMar>
           </w:tcPr>
           <w:p>
             <w:pPr>
               <w:keepNext/>
-              <w:spacing w:after="0"/>
+              <w:spacing w:line="240" w:lineRule="auto" w:before="0" w:after="0"/>
             </w:pPr>
             <w:r>
               <w:rPr>
@@ -3538,10 +3682,16 @@
         <w:tc>
           <w:tcPr>
             <w:tcW w:type="dxa" w:w="2197"/>
+            <w:tcMar>
+              <w:top w:w="40" w:type="dxa"/>
+              <w:bottom w:w="40" w:type="dxa"/>
+              <w:left w:w="100" w:type="dxa"/>
+              <w:right w:w="100" w:type="dxa"/>
+            </w:tcMar>
           </w:tcPr>
           <w:p>
             <w:pPr>
-              <w:spacing w:after="0"/>
+              <w:spacing w:line="240" w:lineRule="auto" w:before="0" w:after="0"/>
             </w:pPr>
             <w:r>
               <w:rPr>
@@ -3557,10 +3707,16 @@
         <w:tc>
           <w:tcPr>
             <w:tcW w:type="dxa" w:w="2197"/>
+            <w:tcMar>
+              <w:top w:w="40" w:type="dxa"/>
+              <w:bottom w:w="40" w:type="dxa"/>
+              <w:left w:w="100" w:type="dxa"/>
+              <w:right w:w="100" w:type="dxa"/>
+            </w:tcMar>
           </w:tcPr>
           <w:p>
             <w:pPr>
-              <w:spacing w:after="0"/>
+              <w:spacing w:line="240" w:lineRule="auto" w:before="0" w:after="0"/>
             </w:pPr>
             <w:r>
               <w:rPr>
@@ -3576,10 +3732,16 @@
         <w:tc>
           <w:tcPr>
             <w:tcW w:type="dxa" w:w="2197"/>
+            <w:tcMar>
+              <w:top w:w="40" w:type="dxa"/>
+              <w:bottom w:w="40" w:type="dxa"/>
+              <w:left w:w="100" w:type="dxa"/>
+              <w:right w:w="100" w:type="dxa"/>
+            </w:tcMar>
           </w:tcPr>
           <w:p>
             <w:pPr>
-              <w:spacing w:after="0"/>
+              <w:spacing w:line="240" w:lineRule="auto" w:before="0" w:after="0"/>
             </w:pPr>
             <w:r>
               <w:rPr>
@@ -3595,10 +3757,16 @@
         <w:tc>
           <w:tcPr>
             <w:tcW w:type="dxa" w:w="2197"/>
+            <w:tcMar>
+              <w:top w:w="40" w:type="dxa"/>
+              <w:bottom w:w="40" w:type="dxa"/>
+              <w:left w:w="100" w:type="dxa"/>
+              <w:right w:w="100" w:type="dxa"/>
+            </w:tcMar>
           </w:tcPr>
           <w:p>
             <w:pPr>
-              <w:spacing w:after="0"/>
+              <w:spacing w:line="240" w:lineRule="auto" w:before="0" w:after="0"/>
             </w:pPr>
             <w:r>
               <w:rPr>
@@ -4301,12 +4469,18 @@
         <w:tc>
           <w:tcPr>
             <w:tcW w:type="dxa" w:w="2197"/>
+            <w:tcMar>
+              <w:top w:w="40" w:type="dxa"/>
+              <w:bottom w:w="40" w:type="dxa"/>
+              <w:left w:w="100" w:type="dxa"/>
+              <w:right w:w="100" w:type="dxa"/>
+            </w:tcMar>
             <w:shd w:val="clear" w:fill="DCE4F1"/>
           </w:tcPr>
           <w:p>
             <w:pPr>
               <w:keepNext/>
-              <w:spacing w:after="0"/>
+              <w:spacing w:line="240" w:lineRule="auto" w:before="0" w:after="0"/>
             </w:pPr>
             <w:r>
               <w:rPr>
@@ -4322,12 +4496,18 @@
         <w:tc>
           <w:tcPr>
             <w:tcW w:type="dxa" w:w="2197"/>
+            <w:tcMar>
+              <w:top w:w="40" w:type="dxa"/>
+              <w:bottom w:w="40" w:type="dxa"/>
+              <w:left w:w="100" w:type="dxa"/>
+              <w:right w:w="100" w:type="dxa"/>
+            </w:tcMar>
             <w:shd w:val="clear" w:fill="DCE4F1"/>
           </w:tcPr>
           <w:p>
             <w:pPr>
               <w:keepNext/>
-              <w:spacing w:after="0"/>
+              <w:spacing w:line="240" w:lineRule="auto" w:before="0" w:after="0"/>
             </w:pPr>
             <w:r>
               <w:rPr>
@@ -4343,12 +4523,18 @@
         <w:tc>
           <w:tcPr>
             <w:tcW w:type="dxa" w:w="2197"/>
+            <w:tcMar>
+              <w:top w:w="40" w:type="dxa"/>
+              <w:bottom w:w="40" w:type="dxa"/>
+              <w:left w:w="100" w:type="dxa"/>
+              <w:right w:w="100" w:type="dxa"/>
+            </w:tcMar>
             <w:shd w:val="clear" w:fill="DCE4F1"/>
           </w:tcPr>
           <w:p>
             <w:pPr>
               <w:keepNext/>
-              <w:spacing w:after="0"/>
+              <w:spacing w:line="240" w:lineRule="auto" w:before="0" w:after="0"/>
             </w:pPr>
             <w:r>
               <w:rPr>
@@ -4364,12 +4550,18 @@
         <w:tc>
           <w:tcPr>
             <w:tcW w:type="dxa" w:w="2197"/>
+            <w:tcMar>
+              <w:top w:w="40" w:type="dxa"/>
+              <w:bottom w:w="40" w:type="dxa"/>
+              <w:left w:w="100" w:type="dxa"/>
+              <w:right w:w="100" w:type="dxa"/>
+            </w:tcMar>
             <w:shd w:val="clear" w:fill="DCE4F1"/>
           </w:tcPr>
           <w:p>
             <w:pPr>
               <w:keepNext/>
-              <w:spacing w:after="0"/>
+              <w:spacing w:line="240" w:lineRule="auto" w:before="0" w:after="0"/>
             </w:pPr>
             <w:r>
               <w:rPr>
@@ -4390,11 +4582,17 @@
         <w:tc>
           <w:tcPr>
             <w:tcW w:type="dxa" w:w="2197"/>
+            <w:tcMar>
+              <w:top w:w="40" w:type="dxa"/>
+              <w:bottom w:w="40" w:type="dxa"/>
+              <w:left w:w="100" w:type="dxa"/>
+              <w:right w:w="100" w:type="dxa"/>
+            </w:tcMar>
           </w:tcPr>
           <w:p>
             <w:pPr>
               <w:keepNext/>
-              <w:spacing w:after="0"/>
+              <w:spacing w:line="240" w:lineRule="auto" w:before="0" w:after="0"/>
             </w:pPr>
             <w:r>
               <w:rPr>
@@ -4410,11 +4608,17 @@
         <w:tc>
           <w:tcPr>
             <w:tcW w:type="dxa" w:w="2197"/>
+            <w:tcMar>
+              <w:top w:w="40" w:type="dxa"/>
+              <w:bottom w:w="40" w:type="dxa"/>
+              <w:left w:w="100" w:type="dxa"/>
+              <w:right w:w="100" w:type="dxa"/>
+            </w:tcMar>
           </w:tcPr>
           <w:p>
             <w:pPr>
               <w:keepNext/>
-              <w:spacing w:after="0"/>
+              <w:spacing w:line="240" w:lineRule="auto" w:before="0" w:after="0"/>
             </w:pPr>
             <w:r>
               <w:rPr>
@@ -4430,11 +4634,17 @@
         <w:tc>
           <w:tcPr>
             <w:tcW w:type="dxa" w:w="2197"/>
+            <w:tcMar>
+              <w:top w:w="40" w:type="dxa"/>
+              <w:bottom w:w="40" w:type="dxa"/>
+              <w:left w:w="100" w:type="dxa"/>
+              <w:right w:w="100" w:type="dxa"/>
+            </w:tcMar>
           </w:tcPr>
           <w:p>
             <w:pPr>
               <w:keepNext/>
-              <w:spacing w:after="0"/>
+              <w:spacing w:line="240" w:lineRule="auto" w:before="0" w:after="0"/>
             </w:pPr>
             <w:r>
               <w:rPr>
@@ -4450,11 +4660,17 @@
         <w:tc>
           <w:tcPr>
             <w:tcW w:type="dxa" w:w="2197"/>
+            <w:tcMar>
+              <w:top w:w="40" w:type="dxa"/>
+              <w:bottom w:w="40" w:type="dxa"/>
+              <w:left w:w="100" w:type="dxa"/>
+              <w:right w:w="100" w:type="dxa"/>
+            </w:tcMar>
           </w:tcPr>
           <w:p>
             <w:pPr>
               <w:keepNext/>
-              <w:spacing w:after="0"/>
+              <w:spacing w:line="240" w:lineRule="auto" w:before="0" w:after="0"/>
             </w:pPr>
             <w:r>
               <w:rPr>
@@ -4475,11 +4691,17 @@
         <w:tc>
           <w:tcPr>
             <w:tcW w:type="dxa" w:w="2197"/>
+            <w:tcMar>
+              <w:top w:w="40" w:type="dxa"/>
+              <w:bottom w:w="40" w:type="dxa"/>
+              <w:left w:w="100" w:type="dxa"/>
+              <w:right w:w="100" w:type="dxa"/>
+            </w:tcMar>
           </w:tcPr>
           <w:p>
             <w:pPr>
               <w:keepNext/>
-              <w:spacing w:after="0"/>
+              <w:spacing w:line="240" w:lineRule="auto" w:before="0" w:after="0"/>
             </w:pPr>
             <w:r>
               <w:rPr>
@@ -4495,11 +4717,17 @@
         <w:tc>
           <w:tcPr>
             <w:tcW w:type="dxa" w:w="2197"/>
+            <w:tcMar>
+              <w:top w:w="40" w:type="dxa"/>
+              <w:bottom w:w="40" w:type="dxa"/>
+              <w:left w:w="100" w:type="dxa"/>
+              <w:right w:w="100" w:type="dxa"/>
+            </w:tcMar>
           </w:tcPr>
           <w:p>
             <w:pPr>
               <w:keepNext/>
-              <w:spacing w:after="0"/>
+              <w:spacing w:line="240" w:lineRule="auto" w:before="0" w:after="0"/>
             </w:pPr>
             <w:r>
               <w:rPr>
@@ -4515,11 +4743,17 @@
         <w:tc>
           <w:tcPr>
             <w:tcW w:type="dxa" w:w="2197"/>
+            <w:tcMar>
+              <w:top w:w="40" w:type="dxa"/>
+              <w:bottom w:w="40" w:type="dxa"/>
+              <w:left w:w="100" w:type="dxa"/>
+              <w:right w:w="100" w:type="dxa"/>
+            </w:tcMar>
           </w:tcPr>
           <w:p>
             <w:pPr>
               <w:keepNext/>
-              <w:spacing w:after="0"/>
+              <w:spacing w:line="240" w:lineRule="auto" w:before="0" w:after="0"/>
             </w:pPr>
             <w:r>
               <w:rPr>
@@ -4535,11 +4769,17 @@
         <w:tc>
           <w:tcPr>
             <w:tcW w:type="dxa" w:w="2197"/>
+            <w:tcMar>
+              <w:top w:w="40" w:type="dxa"/>
+              <w:bottom w:w="40" w:type="dxa"/>
+              <w:left w:w="100" w:type="dxa"/>
+              <w:right w:w="100" w:type="dxa"/>
+            </w:tcMar>
           </w:tcPr>
           <w:p>
             <w:pPr>
               <w:keepNext/>
-              <w:spacing w:after="0"/>
+              <w:spacing w:line="240" w:lineRule="auto" w:before="0" w:after="0"/>
             </w:pPr>
             <w:r>
               <w:rPr>
@@ -4560,11 +4800,17 @@
         <w:tc>
           <w:tcPr>
             <w:tcW w:type="dxa" w:w="2197"/>
+            <w:tcMar>
+              <w:top w:w="40" w:type="dxa"/>
+              <w:bottom w:w="40" w:type="dxa"/>
+              <w:left w:w="100" w:type="dxa"/>
+              <w:right w:w="100" w:type="dxa"/>
+            </w:tcMar>
           </w:tcPr>
           <w:p>
             <w:pPr>
               <w:keepNext/>
-              <w:spacing w:after="0"/>
+              <w:spacing w:line="240" w:lineRule="auto" w:before="0" w:after="0"/>
             </w:pPr>
             <w:r>
               <w:rPr>
@@ -4580,11 +4826,17 @@
         <w:tc>
           <w:tcPr>
             <w:tcW w:type="dxa" w:w="2197"/>
+            <w:tcMar>
+              <w:top w:w="40" w:type="dxa"/>
+              <w:bottom w:w="40" w:type="dxa"/>
+              <w:left w:w="100" w:type="dxa"/>
+              <w:right w:w="100" w:type="dxa"/>
+            </w:tcMar>
           </w:tcPr>
           <w:p>
             <w:pPr>
               <w:keepNext/>
-              <w:spacing w:after="0"/>
+              <w:spacing w:line="240" w:lineRule="auto" w:before="0" w:after="0"/>
             </w:pPr>
             <w:r>
               <w:rPr>
@@ -4600,11 +4852,17 @@
         <w:tc>
           <w:tcPr>
             <w:tcW w:type="dxa" w:w="2197"/>
+            <w:tcMar>
+              <w:top w:w="40" w:type="dxa"/>
+              <w:bottom w:w="40" w:type="dxa"/>
+              <w:left w:w="100" w:type="dxa"/>
+              <w:right w:w="100" w:type="dxa"/>
+            </w:tcMar>
           </w:tcPr>
           <w:p>
             <w:pPr>
               <w:keepNext/>
-              <w:spacing w:after="0"/>
+              <w:spacing w:line="240" w:lineRule="auto" w:before="0" w:after="0"/>
             </w:pPr>
             <w:r>
               <w:rPr>
@@ -4620,11 +4878,17 @@
         <w:tc>
           <w:tcPr>
             <w:tcW w:type="dxa" w:w="2197"/>
+            <w:tcMar>
+              <w:top w:w="40" w:type="dxa"/>
+              <w:bottom w:w="40" w:type="dxa"/>
+              <w:left w:w="100" w:type="dxa"/>
+              <w:right w:w="100" w:type="dxa"/>
+            </w:tcMar>
           </w:tcPr>
           <w:p>
             <w:pPr>
               <w:keepNext/>
-              <w:spacing w:after="0"/>
+              <w:spacing w:line="240" w:lineRule="auto" w:before="0" w:after="0"/>
             </w:pPr>
             <w:r>
               <w:rPr>
@@ -4645,11 +4909,17 @@
         <w:tc>
           <w:tcPr>
             <w:tcW w:type="dxa" w:w="2197"/>
+            <w:tcMar>
+              <w:top w:w="40" w:type="dxa"/>
+              <w:bottom w:w="40" w:type="dxa"/>
+              <w:left w:w="100" w:type="dxa"/>
+              <w:right w:w="100" w:type="dxa"/>
+            </w:tcMar>
           </w:tcPr>
           <w:p>
             <w:pPr>
               <w:keepNext/>
-              <w:spacing w:after="0"/>
+              <w:spacing w:line="240" w:lineRule="auto" w:before="0" w:after="0"/>
             </w:pPr>
             <w:r>
               <w:rPr>
@@ -4665,11 +4935,17 @@
         <w:tc>
           <w:tcPr>
             <w:tcW w:type="dxa" w:w="2197"/>
+            <w:tcMar>
+              <w:top w:w="40" w:type="dxa"/>
+              <w:bottom w:w="40" w:type="dxa"/>
+              <w:left w:w="100" w:type="dxa"/>
+              <w:right w:w="100" w:type="dxa"/>
+            </w:tcMar>
           </w:tcPr>
           <w:p>
             <w:pPr>
               <w:keepNext/>
-              <w:spacing w:after="0"/>
+              <w:spacing w:line="240" w:lineRule="auto" w:before="0" w:after="0"/>
             </w:pPr>
             <w:r>
               <w:rPr>
@@ -4685,11 +4961,17 @@
         <w:tc>
           <w:tcPr>
             <w:tcW w:type="dxa" w:w="2197"/>
+            <w:tcMar>
+              <w:top w:w="40" w:type="dxa"/>
+              <w:bottom w:w="40" w:type="dxa"/>
+              <w:left w:w="100" w:type="dxa"/>
+              <w:right w:w="100" w:type="dxa"/>
+            </w:tcMar>
           </w:tcPr>
           <w:p>
             <w:pPr>
               <w:keepNext/>
-              <w:spacing w:after="0"/>
+              <w:spacing w:line="240" w:lineRule="auto" w:before="0" w:after="0"/>
             </w:pPr>
             <w:r>
               <w:rPr>
@@ -4705,11 +4987,17 @@
         <w:tc>
           <w:tcPr>
             <w:tcW w:type="dxa" w:w="2197"/>
+            <w:tcMar>
+              <w:top w:w="40" w:type="dxa"/>
+              <w:bottom w:w="40" w:type="dxa"/>
+              <w:left w:w="100" w:type="dxa"/>
+              <w:right w:w="100" w:type="dxa"/>
+            </w:tcMar>
           </w:tcPr>
           <w:p>
             <w:pPr>
               <w:keepNext/>
-              <w:spacing w:after="0"/>
+              <w:spacing w:line="240" w:lineRule="auto" w:before="0" w:after="0"/>
             </w:pPr>
             <w:r>
               <w:rPr>
@@ -4730,10 +5018,16 @@
         <w:tc>
           <w:tcPr>
             <w:tcW w:type="dxa" w:w="2197"/>
+            <w:tcMar>
+              <w:top w:w="40" w:type="dxa"/>
+              <w:bottom w:w="40" w:type="dxa"/>
+              <w:left w:w="100" w:type="dxa"/>
+              <w:right w:w="100" w:type="dxa"/>
+            </w:tcMar>
           </w:tcPr>
           <w:p>
             <w:pPr>
-              <w:spacing w:after="0"/>
+              <w:spacing w:line="240" w:lineRule="auto" w:before="0" w:after="0"/>
             </w:pPr>
             <w:r>
               <w:rPr>
@@ -4749,10 +5043,16 @@
         <w:tc>
           <w:tcPr>
             <w:tcW w:type="dxa" w:w="2197"/>
+            <w:tcMar>
+              <w:top w:w="40" w:type="dxa"/>
+              <w:bottom w:w="40" w:type="dxa"/>
+              <w:left w:w="100" w:type="dxa"/>
+              <w:right w:w="100" w:type="dxa"/>
+            </w:tcMar>
           </w:tcPr>
           <w:p>
             <w:pPr>
-              <w:spacing w:after="0"/>
+              <w:spacing w:line="240" w:lineRule="auto" w:before="0" w:after="0"/>
             </w:pPr>
             <w:r>
               <w:rPr>
@@ -4768,10 +5068,16 @@
         <w:tc>
           <w:tcPr>
             <w:tcW w:type="dxa" w:w="2197"/>
+            <w:tcMar>
+              <w:top w:w="40" w:type="dxa"/>
+              <w:bottom w:w="40" w:type="dxa"/>
+              <w:left w:w="100" w:type="dxa"/>
+              <w:right w:w="100" w:type="dxa"/>
+            </w:tcMar>
           </w:tcPr>
           <w:p>
             <w:pPr>
-              <w:spacing w:after="0"/>
+              <w:spacing w:line="240" w:lineRule="auto" w:before="0" w:after="0"/>
             </w:pPr>
             <w:r>
               <w:rPr>
@@ -4787,10 +5093,16 @@
         <w:tc>
           <w:tcPr>
             <w:tcW w:type="dxa" w:w="2197"/>
+            <w:tcMar>
+              <w:top w:w="40" w:type="dxa"/>
+              <w:bottom w:w="40" w:type="dxa"/>
+              <w:left w:w="100" w:type="dxa"/>
+              <w:right w:w="100" w:type="dxa"/>
+            </w:tcMar>
           </w:tcPr>
           <w:p>
             <w:pPr>
-              <w:spacing w:after="0"/>
+              <w:spacing w:line="240" w:lineRule="auto" w:before="0" w:after="0"/>
             </w:pPr>
             <w:r>
               <w:rPr>
@@ -4819,7 +5131,7 @@
       <w:r>
         <w:drawing>
           <wp:inline xmlns:a="http://schemas.openxmlformats.org/drawingml/2006/main" xmlns:pic="http://schemas.openxmlformats.org/drawingml/2006/picture">
-            <wp:extent cx="5472000" cy="4432495"/>
+            <wp:extent cx="4444268" cy="3600000"/>
             <wp:docPr id="1858245153" name="Picture 1858245153"/>
             <wp:cNvGraphicFramePr>
               <a:graphicFrameLocks noChangeAspect="1"/>
@@ -4840,7 +5152,7 @@
                   <pic:spPr>
                     <a:xfrm>
                       <a:off x="0" y="0"/>
-                      <a:ext cx="5472000" cy="4432495"/>
+                      <a:ext cx="4444268" cy="3600000"/>
                     </a:xfrm>
                     <a:prstGeom prst="rect"/>
                   </pic:spPr>
@@ -4876,7 +5188,7 @@
       <w:r>
         <w:drawing>
           <wp:inline xmlns:a="http://schemas.openxmlformats.org/drawingml/2006/main" xmlns:pic="http://schemas.openxmlformats.org/drawingml/2006/picture">
-            <wp:extent cx="5472000" cy="3604208"/>
+            <wp:extent cx="2732805" cy="1800000"/>
             <wp:docPr id="1858245154" name="Picture 1858245154"/>
             <wp:cNvGraphicFramePr>
               <a:graphicFrameLocks noChangeAspect="1"/>
@@ -4897,7 +5209,7 @@
                   <pic:spPr>
                     <a:xfrm>
                       <a:off x="0" y="0"/>
-                      <a:ext cx="5472000" cy="3604208"/>
+                      <a:ext cx="2732805" cy="1800000"/>
                     </a:xfrm>
                     <a:prstGeom prst="rect"/>
                   </pic:spPr>
@@ -5419,7 +5731,7 @@
       <w:r>
         <w:drawing>
           <wp:inline xmlns:a="http://schemas.openxmlformats.org/drawingml/2006/main" xmlns:pic="http://schemas.openxmlformats.org/drawingml/2006/picture">
-            <wp:extent cx="4783974" cy="3769821"/>
+            <wp:extent cx="4568467" cy="3599999"/>
             <wp:docPr id="1858245155" name="Picture 1858245155"/>
             <wp:cNvGraphicFramePr>
               <a:graphicFrameLocks noChangeAspect="1"/>
@@ -5440,7 +5752,7 @@
                   <pic:spPr>
                     <a:xfrm>
                       <a:off x="0" y="0"/>
-                      <a:ext cx="4783974" cy="3769821"/>
+                      <a:ext cx="4568467" cy="3599999"/>
                     </a:xfrm>
                     <a:prstGeom prst="rect"/>
                   </pic:spPr>
@@ -5646,7 +5958,7 @@
       <w:r>
         <w:drawing>
           <wp:inline xmlns:a="http://schemas.openxmlformats.org/drawingml/2006/main" xmlns:pic="http://schemas.openxmlformats.org/drawingml/2006/picture">
-            <wp:extent cx="4438996" cy="2830483"/>
+            <wp:extent cx="5472000" cy="2622306"/>
             <wp:docPr id="1858245156" name="Picture 1858245156"/>
             <wp:cNvGraphicFramePr>
               <a:graphicFrameLocks noChangeAspect="1"/>
@@ -5667,7 +5979,7 @@
                   <pic:spPr>
                     <a:xfrm>
                       <a:off x="0" y="0"/>
-                      <a:ext cx="4438996" cy="2830483"/>
+                      <a:ext cx="5472000" cy="2622306"/>
                     </a:xfrm>
                     <a:prstGeom prst="rect"/>
                   </pic:spPr>

--- a/Optimalisasi-dan-Automasi/Modul-Word/Modul-5-Preprocessing-Lanjutan-Transformasi-dan-Dekomposisi.docx
+++ b/Optimalisasi-dan-Automasi/Modul-Word/Modul-5-Preprocessing-Lanjutan-Transformasi-dan-Dekomposisi.docx
@@ -3926,6 +3926,30 @@
     </w:p>
     <w:p>
       <w:pPr>
+        <w:spacing w:line="360" w:lineRule="auto" w:after="120"/>
+        <w:jc w:val="both"/>
+      </w:pPr>
+      <w:r>
+        <w:rPr>
+          <w:rFonts w:ascii="Arial" w:hAnsi="Arial" w:cs="Arial"/>
+          <w:b/>
+          <w:i w:val="0"/>
+          <w:sz w:val="22"/>
+        </w:rPr>
+        <w:t xml:space="preserve">Uji Stasioneritas dengan ADF Test: </w:t>
+      </w:r>
+      <w:r>
+        <w:rPr>
+          <w:rFonts w:ascii="Arial" w:hAnsi="Arial" w:cs="Arial"/>
+          <w:b w:val="0"/>
+          <w:i w:val="0"/>
+          <w:sz w:val="22"/>
+        </w:rPr>
+        <w:t>Uji stasioneritas formal sebaiknya melengkapi inspeksi visual sebelum memutuskan orde differencing yang dipakai. Augmented Dickey-Fuller (ADF) test menguji hipotesis nol bahwa deret memiliki unit root (non-stasioner); p-value di bawah 0,05 mengindikasikan deret sudah cukup stasioner untuk dianalisis lebih lanjut. Praktik yang disarankan: mulai dari differencing orde 0 (data asli), jalankan ADF test, bila masih non-stasioner naikkan ke orde 1, uji lagi, dan seterusnya, lalu berhenti begitu p-value ADF signifikan, karena melanjutkan differencing lebih jauh dari yang diperlukan hanya memperbesar noise tanpa manfaat tambahan.</w:t>
+      </w:r>
+    </w:p>
+    <w:p>
+      <w:pPr>
         <w:keepNext/>
         <w:spacing w:before="120" w:after="40"/>
         <w:jc w:val="center"/>
@@ -5131,7 +5155,7 @@
       <w:r>
         <w:drawing>
           <wp:inline xmlns:a="http://schemas.openxmlformats.org/drawingml/2006/main" xmlns:pic="http://schemas.openxmlformats.org/drawingml/2006/picture">
-            <wp:extent cx="4444268" cy="3600000"/>
+            <wp:extent cx="5472000" cy="4432495"/>
             <wp:docPr id="1858245153" name="Picture 1858245153"/>
             <wp:cNvGraphicFramePr>
               <a:graphicFrameLocks noChangeAspect="1"/>
@@ -5152,7 +5176,7 @@
                   <pic:spPr>
                     <a:xfrm>
                       <a:off x="0" y="0"/>
-                      <a:ext cx="4444268" cy="3600000"/>
+                      <a:ext cx="5472000" cy="4432495"/>
                     </a:xfrm>
                     <a:prstGeom prst="rect"/>
                   </pic:spPr>
@@ -5181,6 +5205,30 @@
     </w:p>
     <w:p>
       <w:pPr>
+        <w:spacing w:line="360" w:lineRule="auto" w:after="120"/>
+        <w:jc w:val="both"/>
+      </w:pPr>
+      <w:r>
+        <w:rPr>
+          <w:rFonts w:ascii="Arial" w:hAnsi="Arial" w:cs="Arial"/>
+          <w:b/>
+          <w:i w:val="0"/>
+          <w:sz w:val="22"/>
+        </w:rPr>
+        <w:t xml:space="preserve">LOESS untuk Musiman yang Berubah: </w:t>
+      </w:r>
+      <w:r>
+        <w:rPr>
+          <w:rFonts w:ascii="Arial" w:hAnsi="Arial" w:cs="Arial"/>
+          <w:b w:val="0"/>
+          <w:i w:val="0"/>
+          <w:sz w:val="22"/>
+        </w:rPr>
+        <w:t>LOESS/LOWESS layak dipertimbangkan sebagai alternatif STL saat pola musiman tidak konstan sepanjang waktu, misalnya pabrik yang mengubah pola shift kerja di pertengahan tahun sehingga periode musiman mingguan berubah karakternya. Parameter bandwidth pada LOESS mengontrol trade-off serupa dengan window size pada MA: bandwidth kecil mengikuti fluktuasi lokal secara ketat (risiko overfitting ke noise), sedangkan bandwidth besar menghasilkan kurva tren yang lebih halus namun berpotensi kurang responsif terhadap perubahan struktural yang legitimate dalam data.</w:t>
+      </w:r>
+    </w:p>
+    <w:p>
+      <w:pPr>
         <w:keepNext/>
         <w:spacing w:before="120" w:after="40"/>
         <w:jc w:val="center"/>
@@ -5188,7 +5236,7 @@
       <w:r>
         <w:drawing>
           <wp:inline xmlns:a="http://schemas.openxmlformats.org/drawingml/2006/main" xmlns:pic="http://schemas.openxmlformats.org/drawingml/2006/picture">
-            <wp:extent cx="2732805" cy="1800000"/>
+            <wp:extent cx="5472000" cy="3604208"/>
             <wp:docPr id="1858245154" name="Picture 1858245154"/>
             <wp:cNvGraphicFramePr>
               <a:graphicFrameLocks noChangeAspect="1"/>
@@ -5209,7 +5257,7 @@
                   <pic:spPr>
                     <a:xfrm>
                       <a:off x="0" y="0"/>
-                      <a:ext cx="2732805" cy="1800000"/>
+                      <a:ext cx="5472000" cy="3604208"/>
                     </a:xfrm>
                     <a:prstGeom prst="rect"/>
                   </pic:spPr>
@@ -5724,6 +5772,30 @@
     </w:p>
     <w:p>
       <w:pPr>
+        <w:spacing w:line="360" w:lineRule="auto" w:after="120"/>
+        <w:jc w:val="both"/>
+      </w:pPr>
+      <w:r>
+        <w:rPr>
+          <w:rFonts w:ascii="Arial" w:hAnsi="Arial" w:cs="Arial"/>
+          <w:b/>
+          <w:i w:val="0"/>
+          <w:sz w:val="22"/>
+        </w:rPr>
+        <w:t xml:space="preserve">Sanity-Check Rekonstruksi STL: </w:t>
+      </w:r>
+      <w:r>
+        <w:rPr>
+          <w:rFonts w:ascii="Arial" w:hAnsi="Arial" w:cs="Arial"/>
+          <w:b w:val="0"/>
+          <w:i w:val="0"/>
+          <w:sz w:val="22"/>
+        </w:rPr>
+        <w:t>Verifikasi rekonstruksi (memastikan observasi ≈ trend + seasonal + residual dalam toleransi numerik kecil) merupakan langkah sanity-check yang sering diabaikan tetapi penting: kegagalan rekonstruksi biasanya mengindikasikan periode musiman yang salah dimasukkan ke STL, atau data mengandung missing values yang belum ditangani sebelum dekomposisi dijalankan. Cell 4 pada notebook ini secara eksplisit menghitung selisih antara data asli dan hasil penjumlahan ketiga komponen, mencetak nilai maksimum residual rekonstruksi sebagai indikator kebenaran proses.</w:t>
+      </w:r>
+    </w:p>
+    <w:p>
+      <w:pPr>
         <w:keepNext/>
         <w:spacing w:before="120" w:after="40"/>
         <w:jc w:val="center"/>
@@ -5731,7 +5803,7 @@
       <w:r>
         <w:drawing>
           <wp:inline xmlns:a="http://schemas.openxmlformats.org/drawingml/2006/main" xmlns:pic="http://schemas.openxmlformats.org/drawingml/2006/picture">
-            <wp:extent cx="4568467" cy="3599999"/>
+            <wp:extent cx="4783974" cy="3769821"/>
             <wp:docPr id="1858245155" name="Picture 1858245155"/>
             <wp:cNvGraphicFramePr>
               <a:graphicFrameLocks noChangeAspect="1"/>
@@ -5752,7 +5824,7 @@
                   <pic:spPr>
                     <a:xfrm>
                       <a:off x="0" y="0"/>
-                      <a:ext cx="4568467" cy="3599999"/>
+                      <a:ext cx="4783974" cy="3769821"/>
                     </a:xfrm>
                     <a:prstGeom prst="rect"/>
                   </pic:spPr>

--- a/Optimalisasi-dan-Automasi/Modul-Word/Modul-5-Preprocessing-Lanjutan-Transformasi-dan-Dekomposisi.docx
+++ b/Optimalisasi-dan-Automasi/Modul-Word/Modul-5-Preprocessing-Lanjutan-Transformasi-dan-Dekomposisi.docx
@@ -9056,9 +9056,11 @@
     <w:sectPr>
       <w:headerReference w:type="default" r:id="rId15"/>
       <w:footerReference w:type="default" r:id="rId16"/>
+      <w:footerReference w:type="first" r:id="rId29"/>
       <w:pgSz w:w="11906" w:h="16838" w:code="9"/>
       <w:pgMar w:top="1701" w:right="1418" w:bottom="1418" w:left="1701" w:header="709" w:footer="709" w:gutter="0"/>
       <w:cols w:space="708"/>
+      <w:titlePg/>
       <w:docGrid w:linePitch="360"/>
     </w:sectPr>
   </w:body>
@@ -9613,6 +9615,16 @@
         </mc:Fallback>
       </mc:AlternateContent>
     </w:r>
+  </w:p>
+</w:ftr>
+</file>
+
+<file path=word/footer2.xml><?xml version="1.0" encoding="utf-8"?>
+<w:ftr xmlns:m="http://schemas.openxmlformats.org/officeDocument/2006/math" xmlns:mc="http://schemas.openxmlformats.org/markup-compatibility/2006" xmlns:mo="http://schemas.microsoft.com/office/mac/office/2008/main" xmlns:mv="urn:schemas-microsoft-com:mac:vml" xmlns:o="urn:schemas-microsoft-com:office:office" xmlns:r="http://schemas.openxmlformats.org/officeDocument/2006/relationships" xmlns:v="urn:schemas-microsoft-com:vml" xmlns:w10="urn:schemas-microsoft-com:office:word" xmlns:w14="http://schemas.microsoft.com/office/word/2010/wordml" xmlns:w="http://schemas.openxmlformats.org/wordprocessingml/2006/main" xmlns:wne="http://schemas.microsoft.com/office/word/2006/wordml" xmlns:wp14="http://schemas.microsoft.com/office/word/2010/wordprocessingDrawing" xmlns:wp="http://schemas.openxmlformats.org/drawingml/2006/wordprocessingDrawing" xmlns:wpc="http://schemas.microsoft.com/office/word/2010/wordprocessingCanvas" xmlns:wpg="http://schemas.microsoft.com/office/word/2010/wordprocessingGroup" xmlns:wpi="http://schemas.microsoft.com/office/word/2010/wordprocessingInk" xmlns:wps="http://schemas.microsoft.com/office/word/2010/wordprocessingShape" mc:Ignorable="w14 wp14">
+  <w:p>
+    <w:pPr>
+      <w:pStyle w:val="Footer"/>
+    </w:pPr>
   </w:p>
 </w:ftr>
 </file>

--- a/Optimalisasi-dan-Automasi/Modul-Word/Modul-5-Preprocessing-Lanjutan-Transformasi-dan-Dekomposisi.docx
+++ b/Optimalisasi-dan-Automasi/Modul-Word/Modul-5-Preprocessing-Lanjutan-Transformasi-dan-Dekomposisi.docx
@@ -468,7 +468,7 @@
                                 <w:szCs w:val="20"/>
                                 <w:lang w:val="fi-FI"/>
                               </w:rPr>
-                              <w:t xml:space="preserve">Sub-CPMK 2.2 – Mampu merancang sistem otomasi menggunakan perangkat lunak simulasi</w:t>
+                              <w:t xml:space="preserve">Sub-CPMK 2.1 – Mampu merancang sistem otomasi menggunakan perangkat lunak simulasi</w:t>
                             </w:r>
                             <w:r>
                               <w:rPr>
@@ -523,7 +523,7 @@
                           <w:szCs w:val="20"/>
                           <w:lang w:val="fi-FI"/>
                         </w:rPr>
-                        <w:t xml:space="preserve">Sub-CPMK 2.2 – Mampu merancang sistem otomasi menggunakan perangkat lunak simulasi</w:t>
+                        <w:t xml:space="preserve">Sub-CPMK 2.1 – Mampu merancang sistem otomasi menggunakan perangkat lunak simulasi</w:t>
                       </w:r>
                       <w:r>
                         <w:rPr>
@@ -2767,7 +2767,7 @@
           <w:i w:val="0"/>
           <w:sz w:val="22"/>
         </w:rPr>
-        <w:t xml:space="preserve">Sub-CPMK 2.2: </w:t>
+        <w:t xml:space="preserve">Sub-CPMK 2.1: </w:t>
       </w:r>
       <w:r>
         <w:rPr>

--- a/Optimalisasi-dan-Automasi/Modul-Word/Modul-5-Preprocessing-Lanjutan-Transformasi-dan-Dekomposisi.docx
+++ b/Optimalisasi-dan-Automasi/Modul-Word/Modul-5-Preprocessing-Lanjutan-Transformasi-dan-Dekomposisi.docx
@@ -468,7 +468,7 @@
                                 <w:szCs w:val="20"/>
                                 <w:lang w:val="fi-FI"/>
                               </w:rPr>
-                              <w:t xml:space="preserve">Sub-CPMK 2.1 – Mampu merancang sistem otomasi menggunakan perangkat lunak simulasi</w:t>
+                              <w:t xml:space="preserve">Sub-CPMK 2.2 – Mampu merancang sistem otomasi menggunakan perangkat lunak simulasi</w:t>
                             </w:r>
                             <w:r>
                               <w:rPr>
@@ -523,7 +523,7 @@
                           <w:szCs w:val="20"/>
                           <w:lang w:val="fi-FI"/>
                         </w:rPr>
-                        <w:t xml:space="preserve">Sub-CPMK 2.1 – Mampu merancang sistem otomasi menggunakan perangkat lunak simulasi</w:t>
+                        <w:t xml:space="preserve">Sub-CPMK 2.2 – Mampu merancang sistem otomasi menggunakan perangkat lunak simulasi</w:t>
                       </w:r>
                       <w:r>
                         <w:rPr>
@@ -2767,7 +2767,7 @@
           <w:i w:val="0"/>
           <w:sz w:val="22"/>
         </w:rPr>
-        <w:t xml:space="preserve">Sub-CPMK 2.1: </w:t>
+        <w:t xml:space="preserve">Sub-CPMK 2.2: </w:t>
       </w:r>
       <w:r>
         <w:rPr>

--- a/Optimalisasi-dan-Automasi/Modul-Word/Modul-5-Preprocessing-Lanjutan-Transformasi-dan-Dekomposisi.docx
+++ b/Optimalisasi-dan-Automasi/Modul-Word/Modul-5-Preprocessing-Lanjutan-Transformasi-dan-Dekomposisi.docx
@@ -5767,7 +5767,7 @@
           <w:i w:val="0"/>
           <w:sz w:val="22"/>
         </w:rPr>
-        <w:t>Empat cell berikut menerapkan konsep pertemuan ini pada deret sintetis. Lingkungan: conda env optoauto dengan paket numpy, pandas, scipy, statsmodels, matplotlib; notebook p5_transformasi_dekomposisi.ipynb. Gambar 8 menunjukkan cuplikan Cell 4 yang menjalankan dekomposisi STL dan memverifikasi rekonstruksinya.</w:t>
+        <w:t xml:space="preserve">Empat cell berikut menerapkan konsep pertemuan ini pada deret sintetis. Lingkungan: conda env optoauto dengan paket numpy, pandas, scipy, statsmodels, matplotlib; notebook p5_transformasi_dekomposisi.ipynb. Gambar 8 menunjukkan potongan Cell 4 yang menjalankan dekomposisi STL dan memverifikasi rekonstruksinya.</w:t>
       </w:r>
     </w:p>
     <w:p>
@@ -5848,7 +5848,7 @@
           <w:color w:val="444444"/>
           <w:sz w:val="20"/>
         </w:rPr>
-        <w:t>Gambar 8. Cuplikan Cell 4: dekomposisi STL penuh dan verifikasi rekonstruksi y ≈ trend + seasonal + residual.</w:t>
+        <w:t xml:space="preserve">Gambar 8. Potongan Cell 4: dekomposisi STL penuh dan verifikasi rekonstruksi y ≈ trend + seasonal + residual.</w:t>
       </w:r>
     </w:p>
     <w:p>

--- a/Optimalisasi-dan-Automasi/Modul-Word/Modul-5-Preprocessing-Lanjutan-Transformasi-dan-Dekomposisi.docx
+++ b/Optimalisasi-dan-Automasi/Modul-Word/Modul-5-Preprocessing-Lanjutan-Transformasi-dan-Dekomposisi.docx
@@ -1379,7 +1379,7 @@
                                 <w:szCs w:val="20"/>
                                 <w:lang w:val="en-US"/>
                               </w:rPr>
-                              <w:t>myclass.mercubuana.ac.id</w:t>
+                              <w:t xml:space="preserve">myclass.mercubuana.ac·id</w:t>
                             </w:r>
                           </w:p>
                         </w:txbxContent>
@@ -1426,7 +1426,7 @@
                           <w:szCs w:val="20"/>
                           <w:lang w:val="en-US"/>
                         </w:rPr>
-                        <w:t>myclass.mercubuana.ac.id</w:t>
+                        <w:t xml:space="preserve">myclass.mercubuana.ac·id</w:t>
                       </w:r>
                     </w:p>
                   </w:txbxContent>
@@ -2512,7 +2512,7 @@
                                 <w:sz w:val="20"/>
                                 <w:szCs w:val="20"/>
                               </w:rPr>
-                              <w:t>www.mercubuana.ac.id</w:t>
+                              <w:t xml:space="preserve">www.mercubuana.ac·id</w:t>
                             </w:r>
                           </w:p>
                         </w:txbxContent>
@@ -2558,7 +2558,7 @@
                           <w:sz w:val="20"/>
                           <w:szCs w:val="20"/>
                         </w:rPr>
-                        <w:t>www.mercubuana.ac.id</w:t>
+                        <w:t xml:space="preserve">www.mercubuana.ac·id</w:t>
                       </w:r>
                     </w:p>
                   </w:txbxContent>
@@ -2802,6 +2802,15 @@
         </w:rPr>
         <w:t>Setelah pertemuan ini mahasiswa dapat: menerapkan transformasi log, Box-Cox, differencing, dan normalisasi sesuai kebutuhan data; menjelaskan perbedaan dekomposisi aditif dan multiplikatif; menerapkan dekomposisi STL; serta memilih teknik smoothing lanjutan yang sesuai konteks.</w:t>
       </w:r>
+      <w:r>
+        <w:rPr>
+          <w:rFonts w:ascii="Arial" w:hAnsi="Arial" w:cs="Arial"/>
+          <w:b w:val="0"/>
+          <w:i w:val="0"/>
+          <w:sz w:val="22"/>
+        </w:rPr>
+        <w:t xml:space="preserve"> Hubungan ini dirangkum dalam Persamaan (1).</w:t>
+      </w:r>
     </w:p>
     <w:p>
       <w:pPr>
@@ -2840,6 +2849,16 @@
           <w:sz w:val="22"/>
         </w:rPr>
         <w:t>Box-Cox: y(λ) = (xλ − 1)/λ untuk λ≠0;  y(λ) = log(x) untuk λ=0</w:t>
+      </w:r>
+      <w:r>
+        <w:rPr>
+          <w:rFonts w:ascii="Arial" w:hAnsi="Arial" w:cs="Arial"/>
+          <w:b/>
+          <w:i/>
+          <w:color w:val="305496"/>
+          <w:sz w:val="22"/>
+        </w:rPr>
+        <w:t xml:space="preserve">   (1)</w:t>
       </w:r>
     </w:p>
     <w:p>
@@ -3234,7 +3253,7 @@
                 <w:i w:val="0"/>
                 <w:sz w:val="19"/>
               </w:rPr>
-              <w:t>Data harus positif; tambahkan epsilon kecil jika ada nol</w:t>
+              <w:t xml:space="preserve">Data harus positif; tambahkan ε kecil jika ada nol</w:t>
             </w:r>
           </w:p>
         </w:tc>
@@ -3343,7 +3362,7 @@
                 <w:i w:val="0"/>
                 <w:sz w:val="19"/>
               </w:rPr>
-              <w:t>Hanya untuk y&gt;0; pakai Yeo-Johnson untuk y&lt;=0</w:t>
+              <w:t xml:space="preserve">Hanya untuk y&gt;0; pakai Yeo-Johnson untuk y≤0</w:t>
             </w:r>
           </w:p>
         </w:tc>
@@ -3535,7 +3554,7 @@
                 <w:i w:val="0"/>
                 <w:sz w:val="19"/>
               </w:rPr>
-              <w:t>Ya, x=z·sigma+mu</w:t>
+              <w:t xml:space="preserve">Ya, x=z·σ+μ</w:t>
             </w:r>
           </w:p>
         </w:tc>
@@ -3921,7 +3940,81 @@
           <w:i w:val="0"/>
           <w:sz w:val="22"/>
         </w:rPr>
-        <w:t>Aturan fit-transform harus dipatuhi untuk menghindari data leakage: scaler di-fit sekali pada data train (`scaler.fit(X_train)`), lalu dipakai berulang untuk transform data test (`scaler.transform(X_test)`), tidak pernah sebaliknya.</w:t>
+        <w:t xml:space="preserve">Aturan fit-transform harus dipatuhi untuk menghindari data leakage: scaler di-fit sekali pada data train (`scaler.fit(</w:t>
+      </w:r>
+      <w:r>
+        <w:rPr>
+          <w:rFonts w:ascii="Arial" w:hAnsi="Arial" w:cs="Arial"/>
+          <w:b w:val="0"/>
+          <w:i w:val="0"/>
+          <w:sz w:val="22"/>
+        </w:rPr>
+        <w:t xml:space="preserve">X</w:t>
+      </w:r>
+      <w:r>
+        <w:rPr>
+          <w:rFonts w:ascii="Arial" w:hAnsi="Arial" w:cs="Arial"/>
+          <w:b w:val="0"/>
+          <w:i w:val="0"/>
+          <w:sz w:val="22"/>
+          <w:vertAlign w:val="subscript"/>
+        </w:rPr>
+        <w:t xml:space="preserve">train</w:t>
+      </w:r>
+      <w:r>
+        <w:rPr>
+          <w:rFonts w:ascii="Arial" w:hAnsi="Arial" w:cs="Arial"/>
+          <w:b w:val="0"/>
+          <w:i w:val="0"/>
+          <w:sz w:val="22"/>
+        </w:rPr>
+        <w:t xml:space="preserve">)`), lalu dipakai berulang untuk transform data test (`scaler.transform(</w:t>
+      </w:r>
+      <w:r>
+        <w:rPr>
+          <w:rFonts w:ascii="Arial" w:hAnsi="Arial" w:cs="Arial"/>
+          <w:b w:val="0"/>
+          <w:i w:val="0"/>
+          <w:sz w:val="22"/>
+        </w:rPr>
+        <w:t xml:space="preserve">X</w:t>
+      </w:r>
+      <w:r>
+        <w:rPr>
+          <w:rFonts w:ascii="Arial" w:hAnsi="Arial" w:cs="Arial"/>
+          <w:b w:val="0"/>
+          <w:i w:val="0"/>
+          <w:sz w:val="22"/>
+          <w:vertAlign w:val="subscript"/>
+        </w:rPr>
+        <w:t xml:space="preserve">test</w:t>
+      </w:r>
+      <w:r>
+        <w:rPr>
+          <w:rFonts w:ascii="Arial" w:hAnsi="Arial" w:cs="Arial"/>
+          <w:b w:val="0"/>
+          <w:i w:val="0"/>
+          <w:sz w:val="22"/>
+        </w:rPr>
+        <w:t xml:space="preserve">)`), tidak pernah sebaliknya.</w:t>
+      </w:r>
+      <w:r>
+        <w:rPr>
+          <w:rFonts w:ascii="Arial" w:hAnsi="Arial" w:cs="Arial"/>
+          <w:b w:val="0"/>
+          <w:i w:val="0"/>
+          <w:sz w:val="22"/>
+        </w:rPr>
+        <w:t xml:space="preserve"> Skemanya diperlihatkan pada Gambar 2.</w:t>
+      </w:r>
+      <w:r>
+        <w:rPr>
+          <w:rFonts w:ascii="Arial" w:hAnsi="Arial" w:cs="Arial"/>
+          <w:b w:val="0"/>
+          <w:i w:val="0"/>
+          <w:sz w:val="22"/>
+        </w:rPr>
+        <w:t xml:space="preserve"> Perhatikan ilustrasinya pada Gambar 3.</w:t>
       </w:r>
     </w:p>
     <w:p>
@@ -3946,6 +4039,15 @@
           <w:sz w:val="22"/>
         </w:rPr>
         <w:t>Uji stasioneritas formal sebaiknya melengkapi inspeksi visual sebelum memutuskan orde differencing yang dipakai. Augmented Dickey-Fuller (ADF) test menguji hipotesis nol bahwa deret memiliki unit root (non-stasioner); p-value di bawah 0,05 mengindikasikan deret sudah cukup stasioner untuk dianalisis lebih lanjut. Praktik yang disarankan: mulai dari differencing orde 0 (data asli), jalankan ADF test, bila masih non-stasioner naikkan ke orde 1, uji lagi, dan seterusnya, lalu berhenti begitu p-value ADF signifikan, karena melanjutkan differencing lebih jauh dari yang diperlukan hanya memperbesar noise tanpa manfaat tambahan.</w:t>
+      </w:r>
+      <w:r>
+        <w:rPr>
+          <w:rFonts w:ascii="Arial" w:hAnsi="Arial" w:cs="Arial"/>
+          <w:b w:val="0"/>
+          <w:i w:val="0"/>
+          <w:sz w:val="22"/>
+        </w:rPr>
+        <w:t xml:space="preserve"> Gambar 4 merangkum alurnya secara visual.</w:t>
       </w:r>
     </w:p>
     <w:p>
@@ -4028,6 +4130,15 @@
         </w:rPr>
         <w:t>Lupa melakukan inverse transform saat menampilkan hasil prediksi menyebabkan error dilaporkan dalam skala yang salah, sebuah kesalahan praktis yang sering luput dari perhatian.</w:t>
       </w:r>
+      <w:r>
+        <w:rPr>
+          <w:rFonts w:ascii="Arial" w:hAnsi="Arial" w:cs="Arial"/>
+          <w:b w:val="0"/>
+          <w:i w:val="0"/>
+          <w:sz w:val="22"/>
+        </w:rPr>
+        <w:t xml:space="preserve"> Bentuk ringkasnya dituliskan pada Persamaan (2).</w:t>
+      </w:r>
     </w:p>
     <w:p>
       <w:pPr>
@@ -4067,6 +4178,16 @@
         </w:rPr>
         <w:t>Aditif: yt = Tt + St + Rt          Multiplikatif: yt = Tt × St × Rt</w:t>
       </w:r>
+      <w:r>
+        <w:rPr>
+          <w:rFonts w:ascii="Arial" w:hAnsi="Arial" w:cs="Arial"/>
+          <w:b/>
+          <w:i/>
+          <w:color w:val="305496"/>
+          <w:sz w:val="22"/>
+        </w:rPr>
+        <w:t xml:space="preserve">   (2)</w:t>
+      </w:r>
     </w:p>
     <w:p>
       <w:pPr>
@@ -4198,6 +4319,15 @@
           <w:sz w:val="22"/>
         </w:rPr>
         <w:t>dihitung sebagai rata-rata data yang sudah di-detrend per posisi dalam periode (St = rata-rata fase(y−T)).</w:t>
+      </w:r>
+      <w:r>
+        <w:rPr>
+          <w:rFonts w:ascii="Arial" w:hAnsi="Arial" w:cs="Arial"/>
+          <w:b w:val="0"/>
+          <w:i w:val="0"/>
+          <w:sz w:val="22"/>
+        </w:rPr>
+        <w:t xml:space="preserve"> Gambar 5 mengilustrasikan gagasan ini.</w:t>
       </w:r>
     </w:p>
     <w:p>
@@ -4271,6 +4401,15 @@
         </w:rPr>
         <w:t>Diagnosa cepat aditif vs multiplikatif dapat dilakukan dengan mengamati plot: jika amplitudo musiman tetap konstan sepanjang deret waktu, pilih model aditif; jika amplitudo membesar seiring naiknya tren, pilih model multiplikatif.</w:t>
       </w:r>
+      <w:r>
+        <w:rPr>
+          <w:rFonts w:ascii="Arial" w:hAnsi="Arial" w:cs="Arial"/>
+          <w:b w:val="0"/>
+          <w:i w:val="0"/>
+          <w:sz w:val="22"/>
+        </w:rPr>
+        <w:t xml:space="preserve"> Persamaan (3) memadatkan aturan tersebut.</w:t>
+      </w:r>
     </w:p>
     <w:p>
       <w:pPr>
@@ -4309,6 +4448,16 @@
           <w:sz w:val="22"/>
         </w:rPr>
         <w:t>MAk(yt) = (1/k)·Σyt−i          EMAα(yt) = α·yt + (1−α)·EMAα(yt−1)</w:t>
+      </w:r>
+      <w:r>
+        <w:rPr>
+          <w:rFonts w:ascii="Arial" w:hAnsi="Arial" w:cs="Arial"/>
+          <w:b/>
+          <w:i/>
+          <w:color w:val="305496"/>
+          <w:sz w:val="22"/>
+        </w:rPr>
+        <w:t xml:space="preserve">   (3)</w:t>
       </w:r>
     </w:p>
     <w:p>
@@ -4786,7 +4935,7 @@
                 <w:i w:val="0"/>
                 <w:sz w:val="19"/>
               </w:rPr>
-              <w:t>Sulit menentukan alpha optimal</w:t>
+              <w:t xml:space="preserve">Sulit menentukan α optimal</w:t>
             </w:r>
           </w:p>
         </w:tc>
@@ -5226,6 +5375,24 @@
         </w:rPr>
         <w:t>LOESS/LOWESS layak dipertimbangkan sebagai alternatif STL saat pola musiman tidak konstan sepanjang waktu, misalnya pabrik yang mengubah pola shift kerja di pertengahan tahun sehingga periode musiman mingguan berubah karakternya. Parameter bandwidth pada LOESS mengontrol trade-off serupa dengan window size pada MA: bandwidth kecil mengikuti fluktuasi lokal secara ketat (risiko overfitting ke noise), sedangkan bandwidth besar menghasilkan kurva tren yang lebih halus namun berpotensi kurang responsif terhadap perubahan struktural yang legitimate dalam data.</w:t>
       </w:r>
+      <w:r>
+        <w:rPr>
+          <w:rFonts w:ascii="Arial" w:hAnsi="Arial" w:cs="Arial"/>
+          <w:b w:val="0"/>
+          <w:i w:val="0"/>
+          <w:sz w:val="22"/>
+        </w:rPr>
+        <w:t xml:space="preserve"> Skemanya diperlihatkan pada Gambar 6.</w:t>
+      </w:r>
+      <w:r>
+        <w:rPr>
+          <w:rFonts w:ascii="Arial" w:hAnsi="Arial" w:cs="Arial"/>
+          <w:b w:val="0"/>
+          <w:i w:val="0"/>
+          <w:sz w:val="22"/>
+        </w:rPr>
+        <w:t xml:space="preserve"> Perhatikan ilustrasinya pada Gambar 7.</w:t>
+      </w:r>
     </w:p>
     <w:p>
       <w:pPr>
@@ -5385,7 +5552,35 @@
           <w:i w:val="0"/>
           <w:sz w:val="22"/>
         </w:rPr>
-        <w:t>telinga manusia bekerja secara logaritmik terhadap intensitas suara (dB = 10·log(P/P0)), analog langsung dengan log-transform pada sinyal.</w:t>
+        <w:t xml:space="preserve">telinga manusia bekerja secara logaritmik terhadap intensitas suara (dB = 10·log(P/</w:t>
+      </w:r>
+      <w:r>
+        <w:rPr>
+          <w:rFonts w:ascii="Arial" w:hAnsi="Arial" w:cs="Arial"/>
+          <w:b w:val="0"/>
+          <w:i w:val="0"/>
+          <w:sz w:val="22"/>
+        </w:rPr>
+        <w:t xml:space="preserve">P</w:t>
+      </w:r>
+      <w:r>
+        <w:rPr>
+          <w:rFonts w:ascii="Arial" w:hAnsi="Arial" w:cs="Arial"/>
+          <w:b w:val="0"/>
+          <w:i w:val="0"/>
+          <w:sz w:val="22"/>
+          <w:vertAlign w:val="subscript"/>
+        </w:rPr>
+        <w:t xml:space="preserve">0</w:t>
+      </w:r>
+      <w:r>
+        <w:rPr>
+          <w:rFonts w:ascii="Arial" w:hAnsi="Arial" w:cs="Arial"/>
+          <w:b w:val="0"/>
+          <w:i w:val="0"/>
+          <w:sz w:val="22"/>
+        </w:rPr>
+        <w:t xml:space="preserve">)), analog langsung dengan log-transform pada sinyal.</w:t>
       </w:r>
     </w:p>
     <w:p>
@@ -5672,7 +5867,7 @@
           <w:i w:val="0"/>
           <w:sz w:val="22"/>
         </w:rPr>
-        <w:t>EMA dengan alpha=0,05 sebagai baseline, alert dipicu jika |y−EMA|&gt;3σ.</w:t>
+        <w:t xml:space="preserve">EMA dengan α=0,05 sebagai baseline, alert dipicu jika |y−EMA|&gt;3σ.</w:t>
       </w:r>
     </w:p>
     <w:p>
@@ -6559,7 +6754,7 @@
           <w:color w:val="333333"/>
           <w:sz w:val="21"/>
         </w:rPr>
-        <w:t>Akar kuadrat, y' = akar(x)</w:t>
+        <w:t xml:space="preserve">Akar kuadrat, y' = √(x)</w:t>
       </w:r>
     </w:p>
     <w:p>
@@ -7603,7 +7798,7 @@
           <w:color w:val="333333"/>
           <w:sz w:val="21"/>
         </w:rPr>
-        <w:t>Hitung mu dan sigma per batch, masing-masing terpisah</w:t>
+        <w:t xml:space="preserve">Hitung μ dan σ per batch, masing-masing terpisah</w:t>
       </w:r>
     </w:p>
     <w:p>
@@ -7802,7 +7997,35 @@
           <w:i w:val="0"/>
           <w:sz w:val="22"/>
         </w:rPr>
-        <w:t>Dataset referensi (dipakai C1-C15, dibuat sekali di Jupyter):</w:t>
+        <w:t xml:space="preserve">Dataset referensi (dipakai </w:t>
+      </w:r>
+      <w:r>
+        <w:rPr>
+          <w:rFonts w:ascii="Arial" w:hAnsi="Arial" w:cs="Arial"/>
+          <w:b w:val="0"/>
+          <w:i w:val="0"/>
+          <w:sz w:val="22"/>
+        </w:rPr>
+        <w:t xml:space="preserve">C</w:t>
+      </w:r>
+      <w:r>
+        <w:rPr>
+          <w:rFonts w:ascii="Arial" w:hAnsi="Arial" w:cs="Arial"/>
+          <w:b w:val="0"/>
+          <w:i w:val="0"/>
+          <w:sz w:val="22"/>
+          <w:vertAlign w:val="subscript"/>
+        </w:rPr>
+        <w:t xml:space="preserve">1</w:t>
+      </w:r>
+      <w:r>
+        <w:rPr>
+          <w:rFonts w:ascii="Arial" w:hAnsi="Arial" w:cs="Arial"/>
+          <w:b w:val="0"/>
+          <w:i w:val="0"/>
+          <w:sz w:val="22"/>
+        </w:rPr>
+        <w:t xml:space="preserve">-C15, dibuat sekali di Jupyter):</w:t>
       </w:r>
     </w:p>
     <w:p>
@@ -7882,7 +8105,7 @@
           <w:i w:val="0"/>
           <w:sz w:val="17"/>
         </w:rPr>
-        <w:t>trend    = 0.02 * t</w:t>
+        <w:t xml:space="preserve">trend    = 0.02·t</w:t>
       </w:r>
     </w:p>
     <w:p>
@@ -7898,7 +8121,7 @@
           <w:i w:val="0"/>
           <w:sz w:val="17"/>
         </w:rPr>
-        <w:t>seasonal = 1.5 * np.sin(2*np.pi*t/7)</w:t>
+        <w:t xml:space="preserve">seasonal = 1.5·np.sin(2*np.pi*t/7)</w:t>
       </w:r>
     </w:p>
     <w:p>
@@ -8210,7 +8433,63 @@
           <w:i w:val="0"/>
           <w:sz w:val="22"/>
         </w:rPr>
-        <w:t>Terapkan Min-Max scaling manual ke rentang [0,1]: y_mm = (y-min)/(max-min). Cetak nilai maksimum dari y_mm.</w:t>
+        <w:t xml:space="preserve">Terapkan Min-Max scaling manual ke rentang [0,1]: </w:t>
+      </w:r>
+      <w:r>
+        <w:rPr>
+          <w:rFonts w:ascii="Arial" w:hAnsi="Arial" w:cs="Arial"/>
+          <w:b w:val="0"/>
+          <w:i w:val="0"/>
+          <w:sz w:val="22"/>
+        </w:rPr>
+        <w:t xml:space="preserve">y</w:t>
+      </w:r>
+      <w:r>
+        <w:rPr>
+          <w:rFonts w:ascii="Arial" w:hAnsi="Arial" w:cs="Arial"/>
+          <w:b w:val="0"/>
+          <w:i w:val="0"/>
+          <w:sz w:val="22"/>
+          <w:vertAlign w:val="subscript"/>
+        </w:rPr>
+        <w:t xml:space="preserve">mm</w:t>
+      </w:r>
+      <w:r>
+        <w:rPr>
+          <w:rFonts w:ascii="Arial" w:hAnsi="Arial" w:cs="Arial"/>
+          <w:b w:val="0"/>
+          <w:i w:val="0"/>
+          <w:sz w:val="22"/>
+        </w:rPr>
+        <w:t xml:space="preserve"> = (y-min)/(max-min). Cetak nilai maksimum dari </w:t>
+      </w:r>
+      <w:r>
+        <w:rPr>
+          <w:rFonts w:ascii="Arial" w:hAnsi="Arial" w:cs="Arial"/>
+          <w:b w:val="0"/>
+          <w:i w:val="0"/>
+          <w:sz w:val="22"/>
+        </w:rPr>
+        <w:t xml:space="preserve">y</w:t>
+      </w:r>
+      <w:r>
+        <w:rPr>
+          <w:rFonts w:ascii="Arial" w:hAnsi="Arial" w:cs="Arial"/>
+          <w:b w:val="0"/>
+          <w:i w:val="0"/>
+          <w:sz w:val="22"/>
+          <w:vertAlign w:val="subscript"/>
+        </w:rPr>
+        <w:t xml:space="preserve">mm</w:t>
+      </w:r>
+      <w:r>
+        <w:rPr>
+          <w:rFonts w:ascii="Arial" w:hAnsi="Arial" w:cs="Arial"/>
+          <w:b w:val="0"/>
+          <w:i w:val="0"/>
+          <w:sz w:val="22"/>
+        </w:rPr>
+        <w:t xml:space="preserve">.</w:t>
       </w:r>
     </w:p>
     <w:p>
@@ -8330,7 +8609,7 @@
           <w:i w:val="0"/>
           <w:sz w:val="22"/>
         </w:rPr>
-        <w:t>Hitung moving average window 7 (mingguan) via pandas: ma7 = series.rolling(7).mean(). Cetak nilai pada ma7.iloc[50].</w:t>
+        <w:t xml:space="preserve">Hitung moving average window 7 (mingguan) via pandas: ma7 = series.rolling(7)·mean(). Cetak nilai pada ma7·iloc[50].</w:t>
       </w:r>
     </w:p>
     <w:p>
@@ -8366,7 +8645,7 @@
           <w:color w:val="333333"/>
           <w:sz w:val="21"/>
         </w:rPr>
-        <w:t>Gunakan series.rolling(window=7).mean(), lalu ambil nilai pada indeks yang diminta dengan .iloc.</w:t>
+        <w:t xml:space="preserve">Gunakan series.rolling(window=7)·mean(), lalu ambil nilai pada indeks yang diminta dengan .iloc.</w:t>
       </w:r>
     </w:p>
     <w:p>
@@ -8390,7 +8669,7 @@
           <w:i w:val="0"/>
           <w:sz w:val="22"/>
         </w:rPr>
-        <w:t>Hitung Exponential Moving Average alpha=0,1 via pandas: ema = series.ewm(alpha=0.1, adjust=False).mean(). Cetak nilai pada ema.iloc[-1].</w:t>
+        <w:t xml:space="preserve">Hitung Exponential Moving Average α=0,1 via pandas: ema = series.ewm(α=0.1, adjust=False)·mean(). Cetak nilai pada ema.iloc[-1].</w:t>
       </w:r>
     </w:p>
     <w:p>
@@ -8426,7 +8705,7 @@
           <w:color w:val="333333"/>
           <w:sz w:val="21"/>
         </w:rPr>
-        <w:t>Gunakan series.ewm(alpha=..., adjust=False).mean(), lalu ambil nilai pada indeks terakhir dengan .iloc[-1].</w:t>
+        <w:t xml:space="preserve">Gunakan series.ewm(α=..., adjust=False)·mean(), lalu ambil nilai pada indeks terakhir dengan .iloc[-1].</w:t>
       </w:r>
     </w:p>
     <w:p>
@@ -8450,7 +8729,7 @@
           <w:i w:val="0"/>
           <w:sz w:val="22"/>
         </w:rPr>
-        <w:t>Terapkan Box-Cox transform dengan scipy.stats.boxcox pada dataset referensi. Cetak nilai parameter lambda optimal.</w:t>
+        <w:t xml:space="preserve">Terapkan Box-Cox transform dengan scipy.stats.boxcox pada dataset referensi. Cetak nilai parameter λ optimal.</w:t>
       </w:r>
     </w:p>
     <w:p>
@@ -8486,7 +8765,7 @@
           <w:color w:val="333333"/>
           <w:sz w:val="21"/>
         </w:rPr>
-        <w:t>Pakai scipy.stats.boxcox; fungsi mengembalikan data transformasi dan parameter lambda optimal sebagai nilai kedua.</w:t>
+        <w:t xml:space="preserve">Pakai scipy.stats.boxcox; fungsi mengembalikan data transformasi dan parameter λ optimal sebagai nilai kedua.</w:t>
       </w:r>
     </w:p>
     <w:p>
@@ -8781,7 +9060,119 @@
           <w:i w:val="0"/>
           <w:sz w:val="22"/>
         </w:rPr>
-        <w:t>Implementasikan deteksi anomali berbasis EMA: (1) hitung EMA dengan alpha=0,1, (2) hitung residual = y − EMA, (3) hitung sigma_residual, (4) hitung jumlah titik dimana |residual| &gt; 3·sigma_residual. Sebelum hitung, injeksikan 5 anomali buatan pada indeks [50,100,150,200,300] dengan y_mod += 10. Laporkan jumlah anomali terdeteksi pada y_mod.</w:t>
+        <w:t xml:space="preserve">Implementasikan deteksi anomali berbasis EMA: (1) hitung EMA dengan α=0,1, (2) hitung residual = y − EMA, (3) hitung </w:t>
+      </w:r>
+      <w:r>
+        <w:rPr>
+          <w:rFonts w:ascii="Arial" w:hAnsi="Arial" w:cs="Arial"/>
+          <w:b w:val="0"/>
+          <w:i w:val="0"/>
+          <w:sz w:val="22"/>
+        </w:rPr>
+        <w:t xml:space="preserve">σ</w:t>
+      </w:r>
+      <w:r>
+        <w:rPr>
+          <w:rFonts w:ascii="Arial" w:hAnsi="Arial" w:cs="Arial"/>
+          <w:b w:val="0"/>
+          <w:i w:val="0"/>
+          <w:sz w:val="22"/>
+          <w:vertAlign w:val="subscript"/>
+        </w:rPr>
+        <w:t xml:space="preserve">residual</w:t>
+      </w:r>
+      <w:r>
+        <w:rPr>
+          <w:rFonts w:ascii="Arial" w:hAnsi="Arial" w:cs="Arial"/>
+          <w:b w:val="0"/>
+          <w:i w:val="0"/>
+          <w:sz w:val="22"/>
+        </w:rPr>
+        <w:t xml:space="preserve">, (4) hitung jumlah titik dimana |residual| &gt; 3·</w:t>
+      </w:r>
+      <w:r>
+        <w:rPr>
+          <w:rFonts w:ascii="Arial" w:hAnsi="Arial" w:cs="Arial"/>
+          <w:b w:val="0"/>
+          <w:i w:val="0"/>
+          <w:sz w:val="22"/>
+        </w:rPr>
+        <w:t xml:space="preserve">σ</w:t>
+      </w:r>
+      <w:r>
+        <w:rPr>
+          <w:rFonts w:ascii="Arial" w:hAnsi="Arial" w:cs="Arial"/>
+          <w:b w:val="0"/>
+          <w:i w:val="0"/>
+          <w:sz w:val="22"/>
+          <w:vertAlign w:val="subscript"/>
+        </w:rPr>
+        <w:t xml:space="preserve">residual</w:t>
+      </w:r>
+      <w:r>
+        <w:rPr>
+          <w:rFonts w:ascii="Arial" w:hAnsi="Arial" w:cs="Arial"/>
+          <w:b w:val="0"/>
+          <w:i w:val="0"/>
+          <w:sz w:val="22"/>
+        </w:rPr>
+        <w:t xml:space="preserve">. Sebelum hitung, injeksikan 5 anomali buatan pada indeks [50,100,150,200,300] dengan </w:t>
+      </w:r>
+      <w:r>
+        <w:rPr>
+          <w:rFonts w:ascii="Arial" w:hAnsi="Arial" w:cs="Arial"/>
+          <w:b w:val="0"/>
+          <w:i w:val="0"/>
+          <w:sz w:val="22"/>
+        </w:rPr>
+        <w:t xml:space="preserve">y</w:t>
+      </w:r>
+      <w:r>
+        <w:rPr>
+          <w:rFonts w:ascii="Arial" w:hAnsi="Arial" w:cs="Arial"/>
+          <w:b w:val="0"/>
+          <w:i w:val="0"/>
+          <w:sz w:val="22"/>
+          <w:vertAlign w:val="subscript"/>
+        </w:rPr>
+        <w:t xml:space="preserve">mod</w:t>
+      </w:r>
+      <w:r>
+        <w:rPr>
+          <w:rFonts w:ascii="Arial" w:hAnsi="Arial" w:cs="Arial"/>
+          <w:b w:val="0"/>
+          <w:i w:val="0"/>
+          <w:sz w:val="22"/>
+        </w:rPr>
+        <w:t xml:space="preserve"> += 10. Laporkan jumlah anomali terdeteksi pada </w:t>
+      </w:r>
+      <w:r>
+        <w:rPr>
+          <w:rFonts w:ascii="Arial" w:hAnsi="Arial" w:cs="Arial"/>
+          <w:b w:val="0"/>
+          <w:i w:val="0"/>
+          <w:sz w:val="22"/>
+        </w:rPr>
+        <w:t xml:space="preserve">y</w:t>
+      </w:r>
+      <w:r>
+        <w:rPr>
+          <w:rFonts w:ascii="Arial" w:hAnsi="Arial" w:cs="Arial"/>
+          <w:b w:val="0"/>
+          <w:i w:val="0"/>
+          <w:sz w:val="22"/>
+          <w:vertAlign w:val="subscript"/>
+        </w:rPr>
+        <w:t xml:space="preserve">mod</w:t>
+      </w:r>
+      <w:r>
+        <w:rPr>
+          <w:rFonts w:ascii="Arial" w:hAnsi="Arial" w:cs="Arial"/>
+          <w:b w:val="0"/>
+          <w:i w:val="0"/>
+          <w:sz w:val="22"/>
+        </w:rPr>
+        <w:t xml:space="preserve">.</w:t>
       </w:r>
     </w:p>
     <w:p>
@@ -8817,7 +9208,38 @@
           <w:color w:val="333333"/>
           <w:sz w:val="21"/>
         </w:rPr>
-        <w:t>Hitung EMA dengan ewm(...).mean(), residual = y_mod - EMA, lalu hitung jumlah titik dengan |residual| melebihi 3xstd residual.</w:t>
+        <w:t xml:space="preserve">Hitung EMA dengan ewm(...)·mean(), residual = </w:t>
+      </w:r>
+      <w:r>
+        <w:rPr>
+          <w:rFonts w:ascii="Arial" w:hAnsi="Arial" w:cs="Arial"/>
+          <w:b w:val="0"/>
+          <w:i w:val="0"/>
+          <w:color w:val="333333"/>
+          <w:sz w:val="21"/>
+        </w:rPr>
+        <w:t xml:space="preserve">y</w:t>
+      </w:r>
+      <w:r>
+        <w:rPr>
+          <w:rFonts w:ascii="Arial" w:hAnsi="Arial" w:cs="Arial"/>
+          <w:b w:val="0"/>
+          <w:i w:val="0"/>
+          <w:color w:val="333333"/>
+          <w:sz w:val="21"/>
+          <w:vertAlign w:val="subscript"/>
+        </w:rPr>
+        <w:t xml:space="preserve">mod</w:t>
+      </w:r>
+      <w:r>
+        <w:rPr>
+          <w:rFonts w:ascii="Arial" w:hAnsi="Arial" w:cs="Arial"/>
+          <w:b w:val="0"/>
+          <w:i w:val="0"/>
+          <w:color w:val="333333"/>
+          <w:sz w:val="21"/>
+        </w:rPr>
+        <w:t xml:space="preserve"> - EMA, lalu hitung jumlah titik dengan |residual| melebihi 3xstd residual.</w:t>
       </w:r>
     </w:p>
     <w:p>

--- a/Optimalisasi-dan-Automasi/Modul-Word/Modul-5-Preprocessing-Lanjutan-Transformasi-dan-Dekomposisi.docx
+++ b/Optimalisasi-dan-Automasi/Modul-Word/Modul-5-Preprocessing-Lanjutan-Transformasi-dan-Dekomposisi.docx
@@ -3940,63 +3940,7 @@
           <w:i w:val="0"/>
           <w:sz w:val="22"/>
         </w:rPr>
-        <w:t xml:space="preserve">Aturan fit-transform harus dipatuhi untuk menghindari data leakage: scaler di-fit sekali pada data train (`scaler.fit(</w:t>
-      </w:r>
-      <w:r>
-        <w:rPr>
-          <w:rFonts w:ascii="Arial" w:hAnsi="Arial" w:cs="Arial"/>
-          <w:b w:val="0"/>
-          <w:i w:val="0"/>
-          <w:sz w:val="22"/>
-        </w:rPr>
-        <w:t xml:space="preserve">X</w:t>
-      </w:r>
-      <w:r>
-        <w:rPr>
-          <w:rFonts w:ascii="Arial" w:hAnsi="Arial" w:cs="Arial"/>
-          <w:b w:val="0"/>
-          <w:i w:val="0"/>
-          <w:sz w:val="22"/>
-          <w:vertAlign w:val="subscript"/>
-        </w:rPr>
-        <w:t xml:space="preserve">train</w:t>
-      </w:r>
-      <w:r>
-        <w:rPr>
-          <w:rFonts w:ascii="Arial" w:hAnsi="Arial" w:cs="Arial"/>
-          <w:b w:val="0"/>
-          <w:i w:val="0"/>
-          <w:sz w:val="22"/>
-        </w:rPr>
-        <w:t xml:space="preserve">)`), lalu dipakai berulang untuk transform data test (`scaler.transform(</w:t>
-      </w:r>
-      <w:r>
-        <w:rPr>
-          <w:rFonts w:ascii="Arial" w:hAnsi="Arial" w:cs="Arial"/>
-          <w:b w:val="0"/>
-          <w:i w:val="0"/>
-          <w:sz w:val="22"/>
-        </w:rPr>
-        <w:t xml:space="preserve">X</w:t>
-      </w:r>
-      <w:r>
-        <w:rPr>
-          <w:rFonts w:ascii="Arial" w:hAnsi="Arial" w:cs="Arial"/>
-          <w:b w:val="0"/>
-          <w:i w:val="0"/>
-          <w:sz w:val="22"/>
-          <w:vertAlign w:val="subscript"/>
-        </w:rPr>
-        <w:t xml:space="preserve">test</w:t>
-      </w:r>
-      <w:r>
-        <w:rPr>
-          <w:rFonts w:ascii="Arial" w:hAnsi="Arial" w:cs="Arial"/>
-          <w:b w:val="0"/>
-          <w:i w:val="0"/>
-          <w:sz w:val="22"/>
-        </w:rPr>
-        <w:t xml:space="preserve">)`), tidak pernah sebaliknya.</w:t>
+        <w:t>Aturan fit-transform harus dipatuhi untuk menghindari data leakage: scaler di-fit sekali pada data train (`scaler.fit(X_train)`), lalu dipakai berulang untuk transform data test (`scaler.transform(X_test)`), tidak pernah sebaliknya.</w:t>
       </w:r>
       <w:r>
         <w:rPr>
@@ -8121,7 +8065,7 @@
           <w:i w:val="0"/>
           <w:sz w:val="17"/>
         </w:rPr>
-        <w:t xml:space="preserve">seasonal = 1.5·np.sin(2*np.pi*t/7)</w:t>
+        <w:t>seasonal = 1.5 * np.sin(2*np.pi*t/7)</w:t>
       </w:r>
     </w:p>
     <w:p>
@@ -8609,7 +8553,7 @@
           <w:i w:val="0"/>
           <w:sz w:val="22"/>
         </w:rPr>
-        <w:t xml:space="preserve">Hitung moving average window 7 (mingguan) via pandas: ma7 = series.rolling(7)·mean(). Cetak nilai pada ma7·iloc[50].</w:t>
+        <w:t>Hitung moving average window 7 (mingguan) via pandas: ma7 = series.rolling(7).mean(). Cetak nilai pada ma7.iloc[50].</w:t>
       </w:r>
     </w:p>
     <w:p>
@@ -8645,7 +8589,7 @@
           <w:color w:val="333333"/>
           <w:sz w:val="21"/>
         </w:rPr>
-        <w:t xml:space="preserve">Gunakan series.rolling(window=7)·mean(), lalu ambil nilai pada indeks yang diminta dengan .iloc.</w:t>
+        <w:t>Gunakan series.rolling(window=7).mean(), lalu ambil nilai pada indeks yang diminta dengan .iloc.</w:t>
       </w:r>
     </w:p>
     <w:p>
@@ -8669,7 +8613,7 @@
           <w:i w:val="0"/>
           <w:sz w:val="22"/>
         </w:rPr>
-        <w:t xml:space="preserve">Hitung Exponential Moving Average α=0,1 via pandas: ema = series.ewm(α=0.1, adjust=False)·mean(). Cetak nilai pada ema.iloc[-1].</w:t>
+        <w:t xml:space="preserve">Hitung Exponential Moving Average α=0,1 via pandas: ema = series.ewm(α=0.1, adjust=False).mean(). Cetak nilai pada ema.iloc[-1].</w:t>
       </w:r>
     </w:p>
     <w:p>
@@ -8705,7 +8649,7 @@
           <w:color w:val="333333"/>
           <w:sz w:val="21"/>
         </w:rPr>
-        <w:t xml:space="preserve">Gunakan series.ewm(α=..., adjust=False)·mean(), lalu ambil nilai pada indeks terakhir dengan .iloc[-1].</w:t>
+        <w:t xml:space="preserve">Gunakan series.ewm(α=..., adjust=False).mean(), lalu ambil nilai pada indeks terakhir dengan .iloc[-1].</w:t>
       </w:r>
     </w:p>
     <w:p>

--- a/Optimalisasi-dan-Automasi/Modul-Word/Modul-5-Preprocessing-Lanjutan-Transformasi-dan-Dekomposisi.docx
+++ b/Optimalisasi-dan-Automasi/Modul-Word/Modul-5-Preprocessing-Lanjutan-Transformasi-dan-Dekomposisi.docx
@@ -2837,8 +2837,11 @@
     </w:p>
     <w:p>
       <w:pPr>
+        <w:tabs>
+          <w:tab w:val="center" w:pos="4393"/>
+          <w:tab w:val="right" w:pos="8787"/>
+        </w:tabs>
         <w:spacing w:before="40" w:after="120"/>
-        <w:jc w:val="center"/>
       </w:pPr>
       <w:r>
         <w:rPr>
@@ -2848,7 +2851,7 @@
           <w:color w:val="305496"/>
           <w:sz w:val="22"/>
         </w:rPr>
-        <w:t>Box-Cox: y(λ) = (xλ − 1)/λ untuk λ≠0;  y(λ) = log(x) untuk λ=0</w:t>
+        <w:tab/>
       </w:r>
       <w:r>
         <w:rPr>
@@ -2858,7 +2861,18 @@
           <w:color w:val="305496"/>
           <w:sz w:val="22"/>
         </w:rPr>
-        <w:t xml:space="preserve">   (1)</w:t>
+        <w:t>Box-Cox: y(λ) = (xλ − 1)/λ untuk λ≠0;  y(λ) = log(x) untuk λ=0</w:t>
+      </w:r>
+      <w:r>
+        <w:rPr>
+          <w:rFonts w:ascii="Arial" w:hAnsi="Arial" w:cs="Arial"/>
+          <w:b/>
+          <w:i/>
+          <w:color w:val="305496"/>
+          <w:sz w:val="22"/>
+        </w:rPr>
+        <w:tab/>
+        <w:t xml:space="preserve">(1)</w:t>
       </w:r>
     </w:p>
     <w:p>
@@ -4109,8 +4123,11 @@
     </w:p>
     <w:p>
       <w:pPr>
+        <w:tabs>
+          <w:tab w:val="center" w:pos="4393"/>
+          <w:tab w:val="right" w:pos="8787"/>
+        </w:tabs>
         <w:spacing w:before="40" w:after="120"/>
-        <w:jc w:val="center"/>
       </w:pPr>
       <w:r>
         <w:rPr>
@@ -4120,7 +4137,7 @@
           <w:color w:val="305496"/>
           <w:sz w:val="22"/>
         </w:rPr>
-        <w:t>Aditif: yt = Tt + St + Rt          Multiplikatif: yt = Tt × St × Rt</w:t>
+        <w:tab/>
       </w:r>
       <w:r>
         <w:rPr>
@@ -4130,7 +4147,18 @@
           <w:color w:val="305496"/>
           <w:sz w:val="22"/>
         </w:rPr>
-        <w:t xml:space="preserve">   (2)</w:t>
+        <w:t>Aditif: yt = Tt + St + Rt          Multiplikatif: yt = Tt × St × Rt</w:t>
+      </w:r>
+      <w:r>
+        <w:rPr>
+          <w:rFonts w:ascii="Arial" w:hAnsi="Arial" w:cs="Arial"/>
+          <w:b/>
+          <w:i/>
+          <w:color w:val="305496"/>
+          <w:sz w:val="22"/>
+        </w:rPr>
+        <w:tab/>
+        <w:t xml:space="preserve">(2)</w:t>
       </w:r>
     </w:p>
     <w:p>
@@ -4380,8 +4408,11 @@
     </w:p>
     <w:p>
       <w:pPr>
+        <w:tabs>
+          <w:tab w:val="center" w:pos="4393"/>
+          <w:tab w:val="right" w:pos="8787"/>
+        </w:tabs>
         <w:spacing w:before="40" w:after="120"/>
-        <w:jc w:val="center"/>
       </w:pPr>
       <w:r>
         <w:rPr>
@@ -4391,7 +4422,7 @@
           <w:color w:val="305496"/>
           <w:sz w:val="22"/>
         </w:rPr>
-        <w:t>MAk(yt) = (1/k)·Σyt−i          EMAα(yt) = α·yt + (1−α)·EMAα(yt−1)</w:t>
+        <w:tab/>
       </w:r>
       <w:r>
         <w:rPr>
@@ -4401,7 +4432,18 @@
           <w:color w:val="305496"/>
           <w:sz w:val="22"/>
         </w:rPr>
-        <w:t xml:space="preserve">   (3)</w:t>
+        <w:t>MAk(yt) = (1/k)·Σyt−i          EMAα(yt) = α·yt + (1−α)·EMAα(yt−1)</w:t>
+      </w:r>
+      <w:r>
+        <w:rPr>
+          <w:rFonts w:ascii="Arial" w:hAnsi="Arial" w:cs="Arial"/>
+          <w:b/>
+          <w:i/>
+          <w:color w:val="305496"/>
+          <w:sz w:val="22"/>
+        </w:rPr>
+        <w:tab/>
+        <w:t xml:space="preserve">(3)</w:t>
       </w:r>
     </w:p>
     <w:p>

--- a/Optimalisasi-dan-Automasi/Modul-Word/Modul-5-Preprocessing-Lanjutan-Transformasi-dan-Dekomposisi.docx
+++ b/Optimalisasi-dan-Automasi/Modul-Word/Modul-5-Preprocessing-Lanjutan-Transformasi-dan-Dekomposisi.docx
@@ -2579,45 +2579,65 @@
     <w:p>
       <w:pPr>
         <w:pBdr>
-          <w:top w:val="single" w:sz="8" w:space="6" w:color="2E9E6B"/>
-          <w:left w:val="single" w:sz="8" w:space="6" w:color="2E9E6B"/>
-          <w:bottom w:val="single" w:sz="8" w:space="6" w:color="2E9E6B"/>
-          <w:right w:val="single" w:sz="8" w:space="6" w:color="2E9E6B"/>
+          <w:top w:val="single" w:sz="6" w:space="10" w:color="BFE3D0"/>
+          <w:left w:val="single" w:sz="24" w:space="12" w:color="1F7A55"/>
+          <w:bottom w:val="single" w:sz="6" w:space="10" w:color="BFE3D0"/>
+          <w:right w:val="single" w:sz="6" w:space="10" w:color="BFE3D0"/>
         </w:pBdr>
-        <w:shd w:val="clear" w:fill="EAF7F0"/>
-        <w:spacing w:before="80" w:after="240"/>
-      </w:pPr>
-      <w:r>
-        <w:rPr>
-          <w:rFonts w:ascii="Arial" w:hAnsi="Arial" w:cs="Arial"/>
-          <w:b/>
-          <w:i w:val="0"/>
-          <w:color w:val="1F3864"/>
-          <w:sz w:val="21"/>
-        </w:rPr>
-        <w:t xml:space="preserve">🔗 Modul Interaktif: </w:t>
+        <w:shd w:val="clear" w:fill="F1FAF5"/>
+        <w:spacing w:before="140" w:after="60" w:line="264" w:lineRule="auto"/>
+        <w:ind w:left="170" w:right="170"/>
+        <w:jc w:val="left"/>
+      </w:pPr>
+      <w:r>
+        <w:rPr>
+          <w:rFonts w:ascii="Arial" w:hAnsi="Arial" w:cs="Arial"/>
+          <w:b/>
+          <w:i w:val="0"/>
+          <w:color w:val="1F7A55"/>
+          <w:sz w:val="17"/>
+          <w:spacing w:val="30"/>
+        </w:rPr>
+        <w:t xml:space="preserve">🔗 MODUL INTERAKTIF</w:t>
+      </w:r>
+      <w:r>
+        <w:br/>
       </w:r>
       <w:hyperlink r:id="rId19">
         <w:r>
           <w:rPr>
             <w:rFonts w:ascii="Arial" w:hAnsi="Arial" w:cs="Arial"/>
-            <w:sz w:val="22"/>
+            <w:b/>
             <w:color w:val="0563C1"/>
+            <w:sz w:val="20"/>
             <w:u w:val="single"/>
-            <w:b/>
           </w:rPr>
           <w:t xml:space="preserve">https://dedik-romahadi.github.io/Mechanical-Engineering-Courses/Optimalisasi-dan-Automasi/Modul/Modul-5.html</w:t>
         </w:r>
       </w:hyperlink>
-      <w:r>
-        <w:rPr>
-          <w:rFonts w:ascii="Arial" w:hAnsi="Arial" w:cs="Arial"/>
-          <w:b w:val="0"/>
-          <w:i w:val="0"/>
-          <w:color w:val="333333"/>
-          <w:sz w:val="20"/>
-        </w:rPr>
-        <w:t>. Pada layar masuk, pilih tombol “👁️ Mode Preview (Tanpa Login)” untuk melihat modul lengkap (animasi, kalkulator interaktif, editor kode Python langsung di browser) tanpa perlu akun. Soal pada Mode Preview bersifat tampilan saja; jawaban benar/salah dan poin tidak aktif.</w:t>
+    </w:p>
+    <w:p>
+      <w:pPr>
+        <w:pBdr>
+          <w:top w:val="single" w:sz="6" w:space="10" w:color="BFE3D0"/>
+          <w:left w:val="single" w:sz="24" w:space="12" w:color="1F7A55"/>
+          <w:bottom w:val="single" w:sz="6" w:space="10" w:color="BFE3D0"/>
+          <w:right w:val="single" w:sz="6" w:space="10" w:color="BFE3D0"/>
+        </w:pBdr>
+        <w:shd w:val="clear" w:fill="F1FAF5"/>
+        <w:spacing w:before="0" w:after="140" w:line="264" w:lineRule="auto"/>
+        <w:ind w:left="170" w:right="170"/>
+        <w:jc w:val="left"/>
+      </w:pPr>
+      <w:r>
+        <w:rPr>
+          <w:rFonts w:ascii="Arial" w:hAnsi="Arial" w:cs="Arial"/>
+          <w:b w:val="0"/>
+          <w:i w:val="0"/>
+          <w:color w:val="44525F"/>
+          <w:sz w:val="19"/>
+        </w:rPr>
+        <w:t xml:space="preserve">Pada layar masuk, pilih tombol “👁️ Mode Preview (Tanpa Login)” untuk melihat modul lengkap (animasi, kalkulator interaktif, editor kode Python langsung di browser) tanpa perlu akun. Soal pada Mode Preview bersifat tampilan saja; jawaban benar/salah dan poin tidak aktif.</w:t>
       </w:r>
     </w:p>
     <w:p>
